--- a/Word/sa.docx
+++ b/Word/sa.docx
@@ -1319,6 +1319,12 @@
     </w:p>
     <w:p>
       <w:r>
+        <w:t xml:space="preserve">    import streamlit as st  # ensure Streamlit is available</w:t>
+      </w:r>
+    </w:p>
+    <w:p/>
+    <w:p>
+      <w:r>
         <w:t xml:space="preserve">    ensure_workbook()</w:t>
       </w:r>
     </w:p>
@@ -1327,19 +1333,126 @@
         <w:t xml:space="preserve">    ts = timestamp if timestamp is not None else datetime.now().strftime("%Y-%m-%d %H:%M:%S")</w:t>
       </w:r>
     </w:p>
-    <w:p>
-      <w:r>
-        <w:t xml:space="preserve">    df_part = read_sheet_safe(SHEET_MB if part == "Mixing Block" else SHEET_GW)</w:t>
-      </w:r>
-    </w:p>
-    <w:p>
-      <w:r>
-        <w:t xml:space="preserve">    df_other = read_sheet_safe(SHEET_GW if part == "Mixing Block" else SHEET_MB)</w:t>
-      </w:r>
-    </w:p>
-    <w:p>
-      <w:r>
-        <w:t xml:space="preserve">    df_specs = read_sheet_safe(SHEET_SPECS)</w:t>
+    <w:p/>
+    <w:p>
+      <w:r>
+        <w:t xml:space="preserve">    # ---------------------- USE SESSION CACHE ----------------------</w:t>
+      </w:r>
+    </w:p>
+    <w:p>
+      <w:r>
+        <w:t xml:space="preserve">    if "excel_cache" not in st.session_state:</w:t>
+      </w:r>
+    </w:p>
+    <w:p>
+      <w:r>
+        <w:t xml:space="preserve">        st.session_state["excel_cache"] = {}</w:t>
+      </w:r>
+    </w:p>
+    <w:p/>
+    <w:p>
+      <w:r>
+        <w:t xml:space="preserve">    cache = st.session_state["excel_cache"]</w:t>
+      </w:r>
+    </w:p>
+    <w:p/>
+    <w:p>
+      <w:r>
+        <w:t xml:space="preserve">    # Load part sheet from cache or Excel</w:t>
+      </w:r>
+    </w:p>
+    <w:p>
+      <w:r>
+        <w:t xml:space="preserve">    sheet_name = SHEET_MB if part == "Mixing Block" else SHEET_GW</w:t>
+      </w:r>
+    </w:p>
+    <w:p>
+      <w:r>
+        <w:t xml:space="preserve">    other_sheet_name = SHEET_GW if part == "Mixing Block" else SHEET_MB</w:t>
+      </w:r>
+    </w:p>
+    <w:p/>
+    <w:p>
+      <w:r>
+        <w:t xml:space="preserve">    if sheet_name in cache:</w:t>
+      </w:r>
+    </w:p>
+    <w:p>
+      <w:r>
+        <w:lastRenderedPageBreak/>
+        <w:t xml:space="preserve">        df_part = cache[sheet_name]</w:t>
+      </w:r>
+    </w:p>
+    <w:p>
+      <w:r>
+        <w:t xml:space="preserve">    else:</w:t>
+      </w:r>
+    </w:p>
+    <w:p>
+      <w:r>
+        <w:t xml:space="preserve">        df_part = read_sheet_safe(sheet_name)</w:t>
+      </w:r>
+    </w:p>
+    <w:p>
+      <w:r>
+        <w:t xml:space="preserve">        cache[sheet_name] = df_part</w:t>
+      </w:r>
+    </w:p>
+    <w:p/>
+    <w:p>
+      <w:r>
+        <w:t xml:space="preserve">    if other_sheet_name in cache:</w:t>
+      </w:r>
+    </w:p>
+    <w:p>
+      <w:r>
+        <w:t xml:space="preserve">        df_other = cache[other_sheet_name]</w:t>
+      </w:r>
+    </w:p>
+    <w:p>
+      <w:r>
+        <w:t xml:space="preserve">    else:</w:t>
+      </w:r>
+    </w:p>
+    <w:p>
+      <w:r>
+        <w:t xml:space="preserve">        df_other = read_sheet_safe(other_sheet_name)</w:t>
+      </w:r>
+    </w:p>
+    <w:p>
+      <w:r>
+        <w:t xml:space="preserve">        cache[other_sheet_name] = df_other</w:t>
+      </w:r>
+    </w:p>
+    <w:p/>
+    <w:p>
+      <w:r>
+        <w:t xml:space="preserve">    if SHEET_SPECS in cache:</w:t>
+      </w:r>
+    </w:p>
+    <w:p>
+      <w:r>
+        <w:t xml:space="preserve">        df_specs = cache[SHEET_SPECS]</w:t>
+      </w:r>
+    </w:p>
+    <w:p>
+      <w:r>
+        <w:t xml:space="preserve">    else:</w:t>
+      </w:r>
+    </w:p>
+    <w:p>
+      <w:r>
+        <w:t xml:space="preserve">        df_specs = read_sheet_safe(SHEET_SPECS)</w:t>
+      </w:r>
+    </w:p>
+    <w:p>
+      <w:r>
+        <w:t xml:space="preserve">        cache[SHEET_SPECS] = df_specs</w:t>
+      </w:r>
+    </w:p>
+    <w:p>
+      <w:r>
+        <w:t xml:space="preserve">    # ---------------------------------------------------------------</w:t>
       </w:r>
     </w:p>
     <w:p/>
@@ -1381,6 +1494,7 @@
     <w:p/>
     <w:p>
       <w:r>
+        <w:lastRenderedPageBreak/>
         <w:t xml:space="preserve">    rows = []</w:t>
       </w:r>
     </w:p>
@@ -1391,7 +1505,6 @@
     </w:p>
     <w:p>
       <w:r>
-        <w:lastRenderedPageBreak/>
         <w:t xml:space="preserve">        hole = str(m.get("Hole")).lstrip("H")</w:t>
       </w:r>
     </w:p>
@@ -1478,7 +1591,7 @@
     </w:p>
     <w:p>
       <w:r>
-        <w:t xml:space="preserve">            "Batch Cleaning": batch_number if batch_number is not None else "",  # &lt;-- only this column</w:t>
+        <w:t xml:space="preserve">            "Batch Cleaning": batch_number if batch_number is not None else "",</w:t>
       </w:r>
     </w:p>
     <w:p>
@@ -1508,103 +1621,119 @@
     </w:p>
     <w:p>
       <w:r>
+        <w:lastRenderedPageBreak/>
         <w:t xml:space="preserve">            "Nominal": nominal,</w:t>
       </w:r>
     </w:p>
     <w:p>
       <w:r>
+        <w:t xml:space="preserve">            "LSL": lsl,</w:t>
+      </w:r>
+    </w:p>
+    <w:p>
+      <w:r>
+        <w:t xml:space="preserve">            "USL": usl,</w:t>
+      </w:r>
+    </w:p>
+    <w:p>
+      <w:r>
+        <w:t xml:space="preserve">            "Status": status,</w:t>
+      </w:r>
+    </w:p>
+    <w:p>
+      <w:r>
+        <w:t xml:space="preserve">            "Notes": notes,</w:t>
+      </w:r>
+    </w:p>
+    <w:p>
+      <w:r>
+        <w:t xml:space="preserve">            "Image Path": img_path</w:t>
+      </w:r>
+    </w:p>
+    <w:p>
+      <w:r>
+        <w:t xml:space="preserve">        })</w:t>
+      </w:r>
+    </w:p>
+    <w:p/>
+    <w:p>
+      <w:r>
+        <w:t xml:space="preserve">    if not rows:</w:t>
+      </w:r>
+    </w:p>
+    <w:p>
+      <w:r>
+        <w:t xml:space="preserve">        return False, "No rows to add"</w:t>
+      </w:r>
+    </w:p>
+    <w:p/>
+    <w:p>
+      <w:r>
+        <w:t xml:space="preserve">    df_append = pd.DataFrame(rows)</w:t>
+      </w:r>
+    </w:p>
+    <w:p>
+      <w:r>
+        <w:t xml:space="preserve">    for c in ["Value", "Nominal", "LSL", "USL"]:</w:t>
+      </w:r>
+    </w:p>
+    <w:p>
+      <w:r>
+        <w:t xml:space="preserve">        if c in df_append.columns:</w:t>
+      </w:r>
+    </w:p>
+    <w:p>
+      <w:r>
+        <w:t xml:space="preserve">            df_append[c] = pd.to_numeric(df_append[c], errors="coerce")</w:t>
+      </w:r>
+    </w:p>
+    <w:p/>
+    <w:p>
+      <w:r>
+        <w:t xml:space="preserve">    df_part = pd.concat([df_part, df_append], ignore_index=True)</w:t>
+      </w:r>
+    </w:p>
+    <w:p/>
+    <w:p>
+      <w:r>
+        <w:t xml:space="preserve">    # ---------------------- UPDATE CACHE BEFORE WRITING ----------------------</w:t>
+      </w:r>
+    </w:p>
+    <w:p>
+      <w:r>
+        <w:t xml:space="preserve">    cache[sheet_name] = df_part</w:t>
+      </w:r>
+    </w:p>
+    <w:p/>
+    <w:p>
+      <w:r>
+        <w:t xml:space="preserve">    sheets = {</w:t>
+      </w:r>
+    </w:p>
+    <w:p>
+      <w:r>
+        <w:t xml:space="preserve">        SHEET_MB: cache[SHEET_MB],</w:t>
+      </w:r>
+    </w:p>
+    <w:p>
+      <w:r>
+        <w:t xml:space="preserve">        SHEET_GW: cache[SHEET_GW],</w:t>
+      </w:r>
+    </w:p>
+    <w:p>
+      <w:r>
+        <w:t xml:space="preserve">        SHEET_SPECS: cache[SHEET_SPECS]</w:t>
+      </w:r>
+    </w:p>
+    <w:p>
+      <w:r>
+        <w:t xml:space="preserve">    }</w:t>
+      </w:r>
+    </w:p>
+    <w:p>
+      <w:r>
         <w:lastRenderedPageBreak/>
-        <w:t xml:space="preserve">            "LSL": lsl,</w:t>
-      </w:r>
-    </w:p>
-    <w:p>
-      <w:r>
-        <w:t xml:space="preserve">            "USL": usl,</w:t>
-      </w:r>
-    </w:p>
-    <w:p>
-      <w:r>
-        <w:t xml:space="preserve">            "Status": status,</w:t>
-      </w:r>
-    </w:p>
-    <w:p>
-      <w:r>
-        <w:t xml:space="preserve">            "Notes": notes,</w:t>
-      </w:r>
-    </w:p>
-    <w:p>
-      <w:r>
-        <w:t xml:space="preserve">            "Image Path": img_path</w:t>
-      </w:r>
-    </w:p>
-    <w:p>
-      <w:r>
-        <w:t xml:space="preserve">        })</w:t>
-      </w:r>
-    </w:p>
-    <w:p/>
-    <w:p/>
-    <w:p>
-      <w:r>
-        <w:t xml:space="preserve">    if not rows:</w:t>
-      </w:r>
-    </w:p>
-    <w:p>
-      <w:r>
-        <w:t xml:space="preserve">        return False, "No rows to add"</w:t>
-      </w:r>
-    </w:p>
-    <w:p/>
-    <w:p>
-      <w:r>
-        <w:t xml:space="preserve">    df_append = pd.DataFrame(rows)</w:t>
-      </w:r>
-    </w:p>
-    <w:p>
-      <w:r>
-        <w:t xml:space="preserve">    for c in ["Value", "Nominal", "LSL", "USL"]:</w:t>
-      </w:r>
-    </w:p>
-    <w:p>
-      <w:r>
-        <w:t xml:space="preserve">        if c in df_append.columns:</w:t>
-      </w:r>
-    </w:p>
-    <w:p>
-      <w:r>
-        <w:t xml:space="preserve">            df_append[c] = pd.to_numeric(df_append[c], errors="coerce")</w:t>
-      </w:r>
-    </w:p>
-    <w:p/>
-    <w:p>
-      <w:r>
-        <w:t xml:space="preserve">    df_part = pd.concat([df_part, df_append], ignore_index=True)</w:t>
-      </w:r>
-    </w:p>
-    <w:p/>
-    <w:p>
-      <w:r>
-        <w:t xml:space="preserve">    sheets = {</w:t>
-      </w:r>
-    </w:p>
-    <w:p>
-      <w:r>
-        <w:t xml:space="preserve">        SHEET_MB: df_part if part == "Mixing Block" else df_other,</w:t>
-      </w:r>
-    </w:p>
-    <w:p>
-      <w:r>
-        <w:t xml:space="preserve">        SHEET_GW: df_part if part == "Gas/Water Block" else df_other,</w:t>
-      </w:r>
-    </w:p>
-    <w:p>
-      <w:r>
-        <w:t xml:space="preserve">        SHEET_SPECS: df_specs</w:t>
-      </w:r>
-    </w:p>
-    <w:p>
-      <w:r>
-        <w:t xml:space="preserve">    }</w:t>
+        <w:t xml:space="preserve">    # ------------------------------------------------------------------------</w:t>
       </w:r>
     </w:p>
     <w:p/>
@@ -1620,153 +1749,413 @@
     </w:p>
     <w:p>
       <w:r>
+        <w:t xml:space="preserve">        try:</w:t>
+      </w:r>
+    </w:p>
+    <w:p>
+      <w:r>
+        <w:t xml:space="preserve">            add_reference_image()</w:t>
+      </w:r>
+    </w:p>
+    <w:p>
+      <w:r>
+        <w:t xml:space="preserve">        except:</w:t>
+      </w:r>
+    </w:p>
+    <w:p>
+      <w:r>
+        <w:t xml:space="preserve">            pass</w:t>
+      </w:r>
+    </w:p>
+    <w:p>
+      <w:r>
+        <w:t xml:space="preserve">        try:</w:t>
+      </w:r>
+    </w:p>
+    <w:p>
+      <w:r>
+        <w:t xml:space="preserve">            apply_excel_coloring_and_separator([SHEET_MB, SHEET_GW])</w:t>
+      </w:r>
+    </w:p>
+    <w:p>
+      <w:r>
+        <w:t xml:space="preserve">        except:</w:t>
+      </w:r>
+    </w:p>
+    <w:p>
+      <w:r>
+        <w:t xml:space="preserve">            pass</w:t>
+      </w:r>
+    </w:p>
+    <w:p>
+      <w:r>
+        <w:t xml:space="preserve">        return True, saved</w:t>
+      </w:r>
+    </w:p>
+    <w:p>
+      <w:r>
+        <w:t xml:space="preserve">    elif alt:</w:t>
+      </w:r>
+    </w:p>
+    <w:p>
+      <w:r>
+        <w:t xml:space="preserve">        return False, f"Excel locked — saved clone to: {alt}"</w:t>
+      </w:r>
+    </w:p>
+    <w:p>
+      <w:r>
+        <w:t xml:space="preserve">    else:</w:t>
+      </w:r>
+    </w:p>
+    <w:p>
+      <w:r>
+        <w:t xml:space="preserve">        return False, "Failed to save measurements"</w:t>
+      </w:r>
+    </w:p>
+    <w:p/>
+    <w:p>
+      <w:r>
+        <w:t xml:space="preserve">    </w:t>
+      </w:r>
+    </w:p>
+    <w:p>
+      <w:r>
+        <w:t>def get_available_holes_for_part(part):</w:t>
+      </w:r>
+    </w:p>
+    <w:p>
+      <w:r>
+        <w:t xml:space="preserve">    """Return hole list depending on part type."""</w:t>
+      </w:r>
+    </w:p>
+    <w:p>
+      <w:r>
+        <w:t xml:space="preserve">    if part.lower() == "mixing block":</w:t>
+      </w:r>
+    </w:p>
+    <w:p>
+      <w:r>
+        <w:t xml:space="preserve">        return ["1", "2", "3", "4"]</w:t>
+      </w:r>
+    </w:p>
+    <w:p>
+      <w:r>
+        <w:t xml:space="preserve">    elif part.lower() in ["gas/water block", "gas-water block", "gas water block"]:</w:t>
+      </w:r>
+    </w:p>
+    <w:p>
+      <w:r>
+        <w:t xml:space="preserve">        return ["1", "2", "3", "4", "5"]</w:t>
+      </w:r>
+    </w:p>
+    <w:p>
+      <w:r>
+        <w:t xml:space="preserve">    else:</w:t>
+      </w:r>
+    </w:p>
+    <w:p>
+      <w:r>
         <w:lastRenderedPageBreak/>
+        <w:t xml:space="preserve">        return ["1"]</w:t>
+      </w:r>
+    </w:p>
+    <w:p/>
+    <w:p/>
+    <w:p>
+      <w:r>
+        <w:t>def get_features_for_part(part, hole):</w:t>
+      </w:r>
+    </w:p>
+    <w:p>
+      <w:r>
+        <w:t xml:space="preserve">    if part == "Mixing Block":</w:t>
+      </w:r>
+    </w:p>
+    <w:p>
+      <w:r>
+        <w:t xml:space="preserve">        return ["Inner", "Outer"]</w:t>
+      </w:r>
+    </w:p>
+    <w:p>
+      <w:r>
+        <w:t xml:space="preserve">    else:</w:t>
+      </w:r>
+    </w:p>
+    <w:p>
+      <w:r>
+        <w:t xml:space="preserve">        return ["Inner"]</w:t>
+      </w:r>
+    </w:p>
+    <w:p/>
+    <w:p>
+      <w:r>
+        <w:t># ---------------- SAFE HOLE SORT KEY ----------------</w:t>
+      </w:r>
+    </w:p>
+    <w:p>
+      <w:r>
+        <w:t>def safe_hole_sort_key(x):</w:t>
+      </w:r>
+    </w:p>
+    <w:p>
+      <w:r>
+        <w:t xml:space="preserve">    """</w:t>
+      </w:r>
+    </w:p>
+    <w:p>
+      <w:r>
+        <w:t xml:space="preserve">    Convert a hole identifier into an integer sort key.</w:t>
+      </w:r>
+    </w:p>
+    <w:p/>
+    <w:p>
+      <w:r>
+        <w:t xml:space="preserve">    Accepts values like:</w:t>
+      </w:r>
+    </w:p>
+    <w:p>
+      <w:r>
+        <w:t xml:space="preserve">      -  "1", "2", ...</w:t>
+      </w:r>
+    </w:p>
+    <w:p>
+      <w:r>
+        <w:t xml:space="preserve">      -  "H1", "H2"</w:t>
+      </w:r>
+    </w:p>
+    <w:p>
+      <w:r>
+        <w:t xml:space="preserve">      -  "H10"</w:t>
+      </w:r>
+    </w:p>
+    <w:p>
+      <w:r>
+        <w:t xml:space="preserve">      -  "meas_H1_Inner", "meas_H10_Outer", "someprefix_H3_suffix"</w:t>
+      </w:r>
+    </w:p>
+    <w:p>
+      <w:r>
+        <w:t xml:space="preserve">      -  other noisy strings containing a number</w:t>
+      </w:r>
+    </w:p>
+    <w:p/>
+    <w:p>
+      <w:r>
+        <w:t xml:space="preserve">    Returns:</w:t>
+      </w:r>
+    </w:p>
+    <w:p>
+      <w:r>
+        <w:t xml:space="preserve">      - integer hole number when found (so sorting is numeric)</w:t>
+      </w:r>
+    </w:p>
+    <w:p>
+      <w:r>
+        <w:t xml:space="preserve">      - 999 as a safe fallback for unknown values</w:t>
+      </w:r>
+    </w:p>
+    <w:p>
+      <w:r>
+        <w:t xml:space="preserve">    """</w:t>
+      </w:r>
+    </w:p>
+    <w:p>
+      <w:r>
+        <w:t xml:space="preserve">    try:</w:t>
+      </w:r>
+    </w:p>
+    <w:p>
+      <w:r>
+        <w:lastRenderedPageBreak/>
+        <w:t xml:space="preserve">        s = str(x).strip()</w:t>
+      </w:r>
+    </w:p>
+    <w:p>
+      <w:r>
+        <w:t xml:space="preserve">    except Exception:</w:t>
+      </w:r>
+    </w:p>
+    <w:p>
+      <w:r>
+        <w:t xml:space="preserve">        return 999</w:t>
+      </w:r>
+    </w:p>
+    <w:p/>
+    <w:p>
+      <w:r>
+        <w:t xml:space="preserve">    # Quick pure-digit</w:t>
+      </w:r>
+    </w:p>
+    <w:p>
+      <w:r>
+        <w:t xml:space="preserve">    if s.isdigit():</w:t>
+      </w:r>
+    </w:p>
+    <w:p>
+      <w:r>
+        <w:t xml:space="preserve">        return int(s)</w:t>
+      </w:r>
+    </w:p>
+    <w:p/>
+    <w:p>
+      <w:r>
+        <w:t xml:space="preserve">    # H-prefixed like "H1" or "h2"</w:t>
+      </w:r>
+    </w:p>
+    <w:p>
+      <w:r>
+        <w:t xml:space="preserve">    if len(s) &gt;= 2 and (s[0].upper() == "H") and s[1:].isdigit():</w:t>
+      </w:r>
+    </w:p>
+    <w:p>
+      <w:r>
+        <w:t xml:space="preserve">        return int(s[1:])</w:t>
+      </w:r>
+    </w:p>
+    <w:p/>
+    <w:p>
+      <w:r>
+        <w:t xml:space="preserve">    # Find the first integer anywhere in the string (e.g. "meas_H12_Inner")</w:t>
+      </w:r>
+    </w:p>
+    <w:p>
+      <w:r>
+        <w:t xml:space="preserve">    import re</w:t>
+      </w:r>
+    </w:p>
+    <w:p>
+      <w:r>
+        <w:t xml:space="preserve">    m = re.search(r'(\d+)', s)</w:t>
+      </w:r>
+    </w:p>
+    <w:p>
+      <w:r>
+        <w:t xml:space="preserve">    if m:</w:t>
+      </w:r>
+    </w:p>
+    <w:p>
+      <w:r>
         <w:t xml:space="preserve">        try:</w:t>
       </w:r>
     </w:p>
     <w:p>
       <w:r>
-        <w:t xml:space="preserve">            add_reference_image()</w:t>
-      </w:r>
-    </w:p>
-    <w:p>
-      <w:r>
-        <w:t xml:space="preserve">        except:</w:t>
-      </w:r>
-    </w:p>
-    <w:p>
-      <w:r>
-        <w:t xml:space="preserve">            pass</w:t>
-      </w:r>
-    </w:p>
-    <w:p>
-      <w:r>
-        <w:t xml:space="preserve">        try:</w:t>
-      </w:r>
-    </w:p>
-    <w:p>
-      <w:r>
-        <w:t xml:space="preserve">            apply_excel_coloring_and_separator([SHEET_MB, SHEET_GW])</w:t>
-      </w:r>
-    </w:p>
-    <w:p>
-      <w:r>
-        <w:t xml:space="preserve">        except:</w:t>
-      </w:r>
-    </w:p>
-    <w:p>
-      <w:r>
-        <w:t xml:space="preserve">            pass</w:t>
-      </w:r>
-    </w:p>
-    <w:p>
-      <w:r>
-        <w:t xml:space="preserve">        return True, saved</w:t>
-      </w:r>
-    </w:p>
-    <w:p>
-      <w:r>
-        <w:t xml:space="preserve">    elif alt:</w:t>
-      </w:r>
-    </w:p>
-    <w:p>
-      <w:r>
-        <w:t xml:space="preserve">        return False, f"Excel locked — saved clone to: {alt}"</w:t>
-      </w:r>
-    </w:p>
-    <w:p>
-      <w:r>
-        <w:t xml:space="preserve">    else:</w:t>
-      </w:r>
-    </w:p>
-    <w:p>
-      <w:r>
-        <w:t xml:space="preserve">        return False, "Failed to save measurements"</w:t>
-      </w:r>
-    </w:p>
-    <w:p/>
-    <w:p>
-      <w:r>
-        <w:t xml:space="preserve">    </w:t>
-      </w:r>
-    </w:p>
-    <w:p>
-      <w:r>
-        <w:t>def get_available_holes_for_part(part):</w:t>
-      </w:r>
-    </w:p>
-    <w:p>
-      <w:r>
-        <w:t xml:space="preserve">    """Return hole list depending on part type."""</w:t>
-      </w:r>
-    </w:p>
-    <w:p>
-      <w:r>
-        <w:t xml:space="preserve">    if part.lower() == "mixing block":</w:t>
-      </w:r>
-    </w:p>
-    <w:p>
-      <w:r>
-        <w:t xml:space="preserve">        return ["1", "2", "3", "4"]</w:t>
-      </w:r>
-    </w:p>
-    <w:p>
-      <w:r>
-        <w:t xml:space="preserve">    elif part.lower() in ["gas/water block", "gas-water block", "gas water block"]:</w:t>
-      </w:r>
-    </w:p>
-    <w:p>
-      <w:r>
-        <w:t xml:space="preserve">        return ["1", "2", "3", "4", "5"]</w:t>
-      </w:r>
-    </w:p>
-    <w:p>
-      <w:r>
-        <w:t xml:space="preserve">    else:</w:t>
-      </w:r>
-    </w:p>
-    <w:p>
-      <w:r>
-        <w:t xml:space="preserve">        return ["1"]</w:t>
-      </w:r>
-    </w:p>
-    <w:p/>
-    <w:p/>
-    <w:p>
-      <w:r>
-        <w:t>def get_features_for_part(part, hole):</w:t>
+        <w:t xml:space="preserve">            return int(m.group(1))</w:t>
+      </w:r>
+    </w:p>
+    <w:p>
+      <w:r>
+        <w:t xml:space="preserve">        except Exception:</w:t>
+      </w:r>
+    </w:p>
+    <w:p>
+      <w:r>
+        <w:t xml:space="preserve">            return 999</w:t>
+      </w:r>
+    </w:p>
+    <w:p/>
+    <w:p>
+      <w:r>
+        <w:t xml:space="preserve">    # fallback (unknown)</w:t>
+      </w:r>
+    </w:p>
+    <w:p>
+      <w:r>
+        <w:t xml:space="preserve">    return 999</w:t>
+      </w:r>
+    </w:p>
+    <w:p/>
+    <w:p/>
+    <w:p>
+      <w:r>
+        <w:t>def show_trend_df(part, machine=None, chamber=None, hole=None, feature=None):</w:t>
       </w:r>
     </w:p>
     <w:p>
       <w:r>
         <w:lastRenderedPageBreak/>
-        <w:t xml:space="preserve">    if part == "Mixing Block":</w:t>
-      </w:r>
-    </w:p>
-    <w:p>
-      <w:r>
-        <w:t xml:space="preserve">        return ["Inner", "Outer"]</w:t>
-      </w:r>
-    </w:p>
-    <w:p>
-      <w:r>
-        <w:t xml:space="preserve">    else:</w:t>
-      </w:r>
-    </w:p>
-    <w:p>
-      <w:r>
-        <w:t xml:space="preserve">        return ["Inner"]</w:t>
-      </w:r>
-    </w:p>
-    <w:p/>
-    <w:p>
-      <w:r>
-        <w:t># ---------------- SAFE HOLE SORT KEY ----------------</w:t>
-      </w:r>
-    </w:p>
-    <w:p>
-      <w:r>
-        <w:t>def safe_hole_sort_key(x):</w:t>
+        <w:t xml:space="preserve">    df = read_sheet_safe(SHEET_MB if part == "Mixing Block" else SHEET_GW)</w:t>
+      </w:r>
+    </w:p>
+    <w:p>
+      <w:r>
+        <w:t xml:space="preserve">    if df is None or df.empty:</w:t>
+      </w:r>
+    </w:p>
+    <w:p>
+      <w:r>
+        <w:t xml:space="preserve">        return pd.DataFrame()</w:t>
+      </w:r>
+    </w:p>
+    <w:p>
+      <w:r>
+        <w:t xml:space="preserve">    if machine:</w:t>
+      </w:r>
+    </w:p>
+    <w:p>
+      <w:r>
+        <w:t xml:space="preserve">        df = df[df["Machine"] == machine]</w:t>
+      </w:r>
+    </w:p>
+    <w:p>
+      <w:r>
+        <w:t xml:space="preserve">    if chamber:</w:t>
+      </w:r>
+    </w:p>
+    <w:p>
+      <w:r>
+        <w:t xml:space="preserve">        df = df[df["Chamber"] == chamber]</w:t>
+      </w:r>
+    </w:p>
+    <w:p>
+      <w:r>
+        <w:t xml:space="preserve">    if hole:</w:t>
+      </w:r>
+    </w:p>
+    <w:p>
+      <w:r>
+        <w:t xml:space="preserve">        df = df[df["Hole"] == hole]</w:t>
+      </w:r>
+    </w:p>
+    <w:p>
+      <w:r>
+        <w:t xml:space="preserve">    if feature:</w:t>
+      </w:r>
+    </w:p>
+    <w:p>
+      <w:r>
+        <w:t xml:space="preserve">        df = df[df["Feature"] == feature]</w:t>
+      </w:r>
+    </w:p>
+    <w:p>
+      <w:r>
+        <w:t xml:space="preserve">    if df.empty:</w:t>
+      </w:r>
+    </w:p>
+    <w:p>
+      <w:r>
+        <w:t xml:space="preserve">        return pd.DataFrame()</w:t>
+      </w:r>
+    </w:p>
+    <w:p>
+      <w:r>
+        <w:t xml:space="preserve">    try: df["Timestamp"] = pd.to_datetime(df["Timestamp"])</w:t>
+      </w:r>
+    </w:p>
+    <w:p>
+      <w:r>
+        <w:t xml:space="preserve">    except: pass</w:t>
+      </w:r>
+    </w:p>
+    <w:p>
+      <w:r>
+        <w:t xml:space="preserve">    return df.sort_values("Timestamp")</w:t>
+      </w:r>
+    </w:p>
+    <w:p/>
+    <w:p>
+      <w:r>
+        <w:t>def delete_rows_by_indexes(part, indexes_str):</w:t>
       </w:r>
     </w:p>
     <w:p>
@@ -1776,268 +2165,7 @@
     </w:p>
     <w:p>
       <w:r>
-        <w:t xml:space="preserve">    Convert a hole identifier into an integer sort key.</w:t>
-      </w:r>
-    </w:p>
-    <w:p/>
-    <w:p>
-      <w:r>
-        <w:t xml:space="preserve">    Accepts values like:</w:t>
-      </w:r>
-    </w:p>
-    <w:p>
-      <w:r>
-        <w:t xml:space="preserve">      -  "1", "2", ...</w:t>
-      </w:r>
-    </w:p>
-    <w:p>
-      <w:r>
-        <w:t xml:space="preserve">      -  "H1", "H2"</w:t>
-      </w:r>
-    </w:p>
-    <w:p>
-      <w:r>
-        <w:t xml:space="preserve">      -  "H10"</w:t>
-      </w:r>
-    </w:p>
-    <w:p>
-      <w:r>
-        <w:t xml:space="preserve">      -  "meas_H1_Inner", "meas_H10_Outer", "someprefix_H3_suffix"</w:t>
-      </w:r>
-    </w:p>
-    <w:p>
-      <w:r>
-        <w:t xml:space="preserve">      -  other noisy strings containing a number</w:t>
-      </w:r>
-    </w:p>
-    <w:p/>
-    <w:p>
-      <w:r>
-        <w:t xml:space="preserve">    Returns:</w:t>
-      </w:r>
-    </w:p>
-    <w:p>
-      <w:r>
-        <w:t xml:space="preserve">      - integer hole number when found (so sorting is numeric)</w:t>
-      </w:r>
-    </w:p>
-    <w:p>
-      <w:r>
-        <w:t xml:space="preserve">      - 999 as a safe fallback for unknown values</w:t>
-      </w:r>
-    </w:p>
-    <w:p>
-      <w:r>
-        <w:t xml:space="preserve">    """</w:t>
-      </w:r>
-    </w:p>
-    <w:p>
-      <w:r>
-        <w:t xml:space="preserve">    try:</w:t>
-      </w:r>
-    </w:p>
-    <w:p>
-      <w:r>
-        <w:t xml:space="preserve">        s = str(x).strip()</w:t>
-      </w:r>
-    </w:p>
-    <w:p>
-      <w:r>
-        <w:t xml:space="preserve">    except Exception:</w:t>
-      </w:r>
-    </w:p>
-    <w:p>
-      <w:r>
-        <w:t xml:space="preserve">        return 999</w:t>
-      </w:r>
-    </w:p>
-    <w:p/>
-    <w:p>
-      <w:r>
-        <w:lastRenderedPageBreak/>
-        <w:t xml:space="preserve">    # Quick pure-digit</w:t>
-      </w:r>
-    </w:p>
-    <w:p>
-      <w:r>
-        <w:t xml:space="preserve">    if s.isdigit():</w:t>
-      </w:r>
-    </w:p>
-    <w:p>
-      <w:r>
-        <w:t xml:space="preserve">        return int(s)</w:t>
-      </w:r>
-    </w:p>
-    <w:p/>
-    <w:p>
-      <w:r>
-        <w:t xml:space="preserve">    # H-prefixed like "H1" or "h2"</w:t>
-      </w:r>
-    </w:p>
-    <w:p>
-      <w:r>
-        <w:t xml:space="preserve">    if len(s) &gt;= 2 and (s[0].upper() == "H") and s[1:].isdigit():</w:t>
-      </w:r>
-    </w:p>
-    <w:p>
-      <w:r>
-        <w:t xml:space="preserve">        return int(s[1:])</w:t>
-      </w:r>
-    </w:p>
-    <w:p/>
-    <w:p>
-      <w:r>
-        <w:t xml:space="preserve">    # Find the first integer anywhere in the string (e.g. "meas_H12_Inner")</w:t>
-      </w:r>
-    </w:p>
-    <w:p>
-      <w:r>
-        <w:t xml:space="preserve">    import re</w:t>
-      </w:r>
-    </w:p>
-    <w:p>
-      <w:r>
-        <w:t xml:space="preserve">    m = re.search(r'(\d+)', s)</w:t>
-      </w:r>
-    </w:p>
-    <w:p>
-      <w:r>
-        <w:t xml:space="preserve">    if m:</w:t>
-      </w:r>
-    </w:p>
-    <w:p>
-      <w:r>
-        <w:t xml:space="preserve">        try:</w:t>
-      </w:r>
-    </w:p>
-    <w:p>
-      <w:r>
-        <w:t xml:space="preserve">            return int(m.group(1))</w:t>
-      </w:r>
-    </w:p>
-    <w:p>
-      <w:r>
-        <w:t xml:space="preserve">        except Exception:</w:t>
-      </w:r>
-    </w:p>
-    <w:p>
-      <w:r>
-        <w:t xml:space="preserve">            return 999</w:t>
-      </w:r>
-    </w:p>
-    <w:p/>
-    <w:p>
-      <w:r>
-        <w:t xml:space="preserve">    # fallback (unknown)</w:t>
-      </w:r>
-    </w:p>
-    <w:p>
-      <w:r>
-        <w:t xml:space="preserve">    return 999</w:t>
-      </w:r>
-    </w:p>
-    <w:p/>
-    <w:p/>
-    <w:p>
-      <w:r>
-        <w:t>def show_trend_df(part, machine=None, chamber=None, hole=None, feature=None):</w:t>
-      </w:r>
-    </w:p>
-    <w:p>
-      <w:r>
-        <w:t xml:space="preserve">    df = read_sheet_safe(SHEET_MB if part == "Mixing Block" else SHEET_GW)</w:t>
-      </w:r>
-    </w:p>
-    <w:p>
-      <w:r>
-        <w:t xml:space="preserve">    if df is None or df.empty:</w:t>
-      </w:r>
-    </w:p>
-    <w:p>
-      <w:r>
-        <w:t xml:space="preserve">        return pd.DataFrame()</w:t>
-      </w:r>
-    </w:p>
-    <w:p>
-      <w:r>
-        <w:t xml:space="preserve">    if machine:</w:t>
-      </w:r>
-    </w:p>
-    <w:p>
-      <w:r>
-        <w:lastRenderedPageBreak/>
-        <w:t xml:space="preserve">        df = df[df["Machine"] == machine]</w:t>
-      </w:r>
-    </w:p>
-    <w:p>
-      <w:r>
-        <w:t xml:space="preserve">    if chamber:</w:t>
-      </w:r>
-    </w:p>
-    <w:p>
-      <w:r>
-        <w:t xml:space="preserve">        df = df[df["Chamber"] == chamber]</w:t>
-      </w:r>
-    </w:p>
-    <w:p>
-      <w:r>
-        <w:t xml:space="preserve">    if hole:</w:t>
-      </w:r>
-    </w:p>
-    <w:p>
-      <w:r>
-        <w:t xml:space="preserve">        df = df[df["Hole"] == hole]</w:t>
-      </w:r>
-    </w:p>
-    <w:p>
-      <w:r>
-        <w:t xml:space="preserve">    if feature:</w:t>
-      </w:r>
-    </w:p>
-    <w:p>
-      <w:r>
-        <w:t xml:space="preserve">        df = df[df["Feature"] == feature]</w:t>
-      </w:r>
-    </w:p>
-    <w:p>
-      <w:r>
-        <w:t xml:space="preserve">    if df.empty:</w:t>
-      </w:r>
-    </w:p>
-    <w:p>
-      <w:r>
-        <w:t xml:space="preserve">        return pd.DataFrame()</w:t>
-      </w:r>
-    </w:p>
-    <w:p>
-      <w:r>
-        <w:t xml:space="preserve">    try: df["Timestamp"] = pd.to_datetime(df["Timestamp"])</w:t>
-      </w:r>
-    </w:p>
-    <w:p>
-      <w:r>
-        <w:t xml:space="preserve">    except: pass</w:t>
-      </w:r>
-    </w:p>
-    <w:p>
-      <w:r>
-        <w:t xml:space="preserve">    return df.sort_values("Timestamp")</w:t>
-      </w:r>
-    </w:p>
-    <w:p/>
-    <w:p>
-      <w:r>
-        <w:t>def delete_rows_by_indexes(part, indexes_str):</w:t>
-      </w:r>
-    </w:p>
-    <w:p>
-      <w:r>
-        <w:t xml:space="preserve">    """</w:t>
-      </w:r>
-    </w:p>
-    <w:p>
-      <w:r>
-        <w:t xml:space="preserve">    Final fixed version:</w:t>
+        <w:t xml:space="preserve">    Final fixed version with session cache:</w:t>
       </w:r>
     </w:p>
     <w:p>
@@ -2112,312 +2240,8 @@
     </w:p>
     <w:p>
       <w:r>
-        <w:t xml:space="preserve">    """</w:t>
-      </w:r>
-    </w:p>
-    <w:p/>
-    <w:p>
-      <w:r>
-        <w:t xml:space="preserve">    import streamlit as st</w:t>
-      </w:r>
-    </w:p>
-    <w:p/>
-    <w:p>
-      <w:r>
         <w:lastRenderedPageBreak/>
-        <w:t xml:space="preserve">    # --- Load sheet ---</w:t>
-      </w:r>
-    </w:p>
-    <w:p>
-      <w:r>
-        <w:t xml:space="preserve">    df = read_sheet_safe(SHEET_MB if part == "Mixing Block" else SHEET_GW)</w:t>
-      </w:r>
-    </w:p>
-    <w:p>
-      <w:r>
-        <w:t xml:space="preserve">    if df.empty:</w:t>
-      </w:r>
-    </w:p>
-    <w:p>
-      <w:r>
-        <w:t xml:space="preserve">        return False, "No data found in sheet."</w:t>
-      </w:r>
-    </w:p>
-    <w:p/>
-    <w:p>
-      <w:r>
-        <w:t xml:space="preserve">    # --- Parse indexes from string ---</w:t>
-      </w:r>
-    </w:p>
-    <w:p>
-      <w:r>
-        <w:t xml:space="preserve">    raw_input = str(indexes_str).strip()</w:t>
-      </w:r>
-    </w:p>
-    <w:p>
-      <w:r>
-        <w:t xml:space="preserve">    if not raw_input:</w:t>
-      </w:r>
-    </w:p>
-    <w:p>
-      <w:r>
-        <w:t xml:space="preserve">        return False, "No indexes entered."</w:t>
-      </w:r>
-    </w:p>
-    <w:p/>
-    <w:p>
-      <w:r>
-        <w:t xml:space="preserve">    indexes = set()</w:t>
-      </w:r>
-    </w:p>
-    <w:p>
-      <w:r>
-        <w:t xml:space="preserve">    for part_str in raw_input.split(","):</w:t>
-      </w:r>
-    </w:p>
-    <w:p>
-      <w:r>
-        <w:t xml:space="preserve">        part_str = part_str.strip()</w:t>
-      </w:r>
-    </w:p>
-    <w:p>
-      <w:r>
-        <w:t xml:space="preserve">        if not part_str:</w:t>
-      </w:r>
-    </w:p>
-    <w:p>
-      <w:r>
-        <w:t xml:space="preserve">            continue</w:t>
-      </w:r>
-    </w:p>
-    <w:p>
-      <w:r>
-        <w:t xml:space="preserve">        if "-" in part_str:</w:t>
-      </w:r>
-    </w:p>
-    <w:p>
-      <w:r>
-        <w:t xml:space="preserve">            try:</w:t>
-      </w:r>
-    </w:p>
-    <w:p>
-      <w:r>
-        <w:t xml:space="preserve">                start, end = map(int, part_str.split("-"))</w:t>
-      </w:r>
-    </w:p>
-    <w:p>
-      <w:r>
-        <w:t xml:space="preserve">                if start &gt; end:</w:t>
-      </w:r>
-    </w:p>
-    <w:p>
-      <w:r>
-        <w:t xml:space="preserve">                    start, end = end, start</w:t>
-      </w:r>
-    </w:p>
-    <w:p>
-      <w:r>
-        <w:t xml:space="preserve">                indexes.update(range(start, end + 1))</w:t>
-      </w:r>
-    </w:p>
-    <w:p>
-      <w:r>
-        <w:t xml:space="preserve">            except ValueError:</w:t>
-      </w:r>
-    </w:p>
-    <w:p>
-      <w:r>
-        <w:t xml:space="preserve">                continue</w:t>
-      </w:r>
-    </w:p>
-    <w:p>
-      <w:r>
-        <w:t xml:space="preserve">        else:</w:t>
-      </w:r>
-    </w:p>
-    <w:p>
-      <w:r>
-        <w:t xml:space="preserve">            try:</w:t>
-      </w:r>
-    </w:p>
-    <w:p>
-      <w:r>
-        <w:t xml:space="preserve">                indexes.add(int(part_str))</w:t>
-      </w:r>
-    </w:p>
-    <w:p>
-      <w:r>
-        <w:lastRenderedPageBreak/>
-        <w:t xml:space="preserve">            except ValueError:</w:t>
-      </w:r>
-    </w:p>
-    <w:p>
-      <w:r>
-        <w:t xml:space="preserve">                continue</w:t>
-      </w:r>
-    </w:p>
-    <w:p/>
-    <w:p>
-      <w:r>
-        <w:t xml:space="preserve">    if not indexes:</w:t>
-      </w:r>
-    </w:p>
-    <w:p>
-      <w:r>
-        <w:t xml:space="preserve">        return False, "No valid indexes entered."</w:t>
-      </w:r>
-    </w:p>
-    <w:p/>
-    <w:p>
-      <w:r>
-        <w:t xml:space="preserve">    indexes = sorted(list(indexes))</w:t>
-      </w:r>
-    </w:p>
-    <w:p>
-      <w:r>
-        <w:t xml:space="preserve">    n = len(df)</w:t>
-      </w:r>
-    </w:p>
-    <w:p/>
-    <w:p>
-      <w:r>
-        <w:t xml:space="preserve">    # --- Validate index bounds ---</w:t>
-      </w:r>
-    </w:p>
-    <w:p>
-      <w:r>
-        <w:t xml:space="preserve">    valid_indexes = [i for i in indexes if 0 &lt;= i &lt; n]</w:t>
-      </w:r>
-    </w:p>
-    <w:p>
-      <w:r>
-        <w:t xml:space="preserve">    if not valid_indexes:</w:t>
-      </w:r>
-    </w:p>
-    <w:p>
-      <w:r>
-        <w:t xml:space="preserve">        return False, f"No valid rows found. Valid range: 0–{n-1}"</w:t>
-      </w:r>
-    </w:p>
-    <w:p/>
-    <w:p>
-      <w:r>
-        <w:t xml:space="preserve">    # --- Drop rows correctly ---</w:t>
-      </w:r>
-    </w:p>
-    <w:p>
-      <w:r>
-        <w:t xml:space="preserve">    try:</w:t>
-      </w:r>
-    </w:p>
-    <w:p>
-      <w:r>
-        <w:t xml:space="preserve">        df_after = df.drop(index=valid_indexes, errors="ignore").reset_index(drop=True)</w:t>
-      </w:r>
-    </w:p>
-    <w:p>
-      <w:r>
-        <w:t xml:space="preserve">    except Exception as e:</w:t>
-      </w:r>
-    </w:p>
-    <w:p>
-      <w:r>
-        <w:t xml:space="preserve">        return False, f"Error deleting rows: {e}"</w:t>
-      </w:r>
-    </w:p>
-    <w:p/>
-    <w:p>
-      <w:r>
-        <w:t xml:space="preserve">    # --- Save back to Excel ---</w:t>
-      </w:r>
-    </w:p>
-    <w:p>
-      <w:r>
-        <w:t xml:space="preserve">    try:</w:t>
-      </w:r>
-    </w:p>
-    <w:p>
-      <w:r>
-        <w:t xml:space="preserve">        other_sheet = SHEET_GW if part == "Mixing Block" else SHEET_MB</w:t>
-      </w:r>
-    </w:p>
-    <w:p>
-      <w:r>
-        <w:t xml:space="preserve">        df_other = read_sheet_safe(other_sheet)</w:t>
-      </w:r>
-    </w:p>
-    <w:p>
-      <w:r>
-        <w:t xml:space="preserve">        specs_df = read_sheet_safe(SHEET_SPECS)</w:t>
-      </w:r>
-    </w:p>
-    <w:p/>
-    <w:p>
-      <w:r>
-        <w:lastRenderedPageBreak/>
-        <w:t xml:space="preserve">        sheets = {</w:t>
-      </w:r>
-    </w:p>
-    <w:p>
-      <w:r>
-        <w:t xml:space="preserve">            SHEET_MB: df_after if part == "Mixing Block" else df_other,</w:t>
-      </w:r>
-    </w:p>
-    <w:p>
-      <w:r>
-        <w:t xml:space="preserve">            SHEET_GW: df_after if part == "Gas/Water Block" else df_other,</w:t>
-      </w:r>
-    </w:p>
-    <w:p>
-      <w:r>
-        <w:t xml:space="preserve">            SHEET_SPECS: specs_df,</w:t>
-      </w:r>
-    </w:p>
-    <w:p>
-      <w:r>
-        <w:t xml:space="preserve">        }</w:t>
-      </w:r>
-    </w:p>
-    <w:p/>
-    <w:p>
-      <w:r>
-        <w:t xml:space="preserve">        saved, alt = atomic_write_all(EXCEL, sheets)</w:t>
-      </w:r>
-    </w:p>
-    <w:p>
-      <w:r>
-        <w:t xml:space="preserve">        if saved:</w:t>
-      </w:r>
-    </w:p>
-    <w:p>
-      <w:r>
-        <w:t xml:space="preserve">            try:</w:t>
-      </w:r>
-    </w:p>
-    <w:p>
-      <w:r>
-        <w:t xml:space="preserve">                apply_excel_coloring_and_separator([SHEET_MB, SHEET_GW])</w:t>
-      </w:r>
-    </w:p>
-    <w:p>
-      <w:r>
-        <w:t xml:space="preserve">            except Exception:</w:t>
-      </w:r>
-    </w:p>
-    <w:p>
-      <w:r>
-        <w:t xml:space="preserve">                pass</w:t>
-      </w:r>
-    </w:p>
-    <w:p/>
-    <w:p>
-      <w:r>
-        <w:t xml:space="preserve">            st.session_state["last_delete_success"] = True</w:t>
-      </w:r>
-    </w:p>
-    <w:p>
-      <w:r>
-        <w:t xml:space="preserve">            st.session_state["last_delete_msg"] = f"</w:t>
+        <w:t xml:space="preserve">    </w:t>
       </w:r>
       <w:r>
         <w:rPr>
@@ -2426,12 +2250,427 @@
         <w:t>✅</w:t>
       </w:r>
       <w:r>
-        <w:t xml:space="preserve"> Deleted rows: {valid_indexes}"</w:t>
-      </w:r>
-    </w:p>
-    <w:p>
-      <w:r>
-        <w:t xml:space="preserve">            st.success(f"</w:t>
+        <w:t xml:space="preserve"> Prevents data loss when switching holes</w:t>
+      </w:r>
+    </w:p>
+    <w:p>
+      <w:r>
+        <w:t xml:space="preserve">    """</w:t>
+      </w:r>
+    </w:p>
+    <w:p/>
+    <w:p>
+      <w:r>
+        <w:t xml:space="preserve">    import streamlit as st</w:t>
+      </w:r>
+    </w:p>
+    <w:p/>
+    <w:p>
+      <w:r>
+        <w:t xml:space="preserve">    # ---------------------- USE SESSION CACHE ----------------------</w:t>
+      </w:r>
+    </w:p>
+    <w:p>
+      <w:r>
+        <w:t xml:space="preserve">    if "excel_cache" not in st.session_state:</w:t>
+      </w:r>
+    </w:p>
+    <w:p>
+      <w:r>
+        <w:t xml:space="preserve">        st.session_state["excel_cache"] = {}</w:t>
+      </w:r>
+    </w:p>
+    <w:p>
+      <w:r>
+        <w:t xml:space="preserve">    cache = st.session_state["excel_cache"]</w:t>
+      </w:r>
+    </w:p>
+    <w:p/>
+    <w:p>
+      <w:r>
+        <w:t xml:space="preserve">    sheet_name = SHEET_MB if part == "Mixing Block" else SHEET_GW</w:t>
+      </w:r>
+    </w:p>
+    <w:p>
+      <w:r>
+        <w:t xml:space="preserve">    other_sheet_name = SHEET_GW if part == "Mixing Block" else SHEET_MB</w:t>
+      </w:r>
+    </w:p>
+    <w:p/>
+    <w:p>
+      <w:r>
+        <w:t xml:space="preserve">    # Load sheets from cache or Excel</w:t>
+      </w:r>
+    </w:p>
+    <w:p>
+      <w:r>
+        <w:t xml:space="preserve">    if sheet_name in cache:</w:t>
+      </w:r>
+    </w:p>
+    <w:p>
+      <w:r>
+        <w:t xml:space="preserve">        df = cache[sheet_name]</w:t>
+      </w:r>
+    </w:p>
+    <w:p>
+      <w:r>
+        <w:t xml:space="preserve">    else:</w:t>
+      </w:r>
+    </w:p>
+    <w:p>
+      <w:r>
+        <w:t xml:space="preserve">        df = read_sheet_safe(sheet_name)</w:t>
+      </w:r>
+    </w:p>
+    <w:p>
+      <w:r>
+        <w:t xml:space="preserve">        cache[sheet_name] = df</w:t>
+      </w:r>
+    </w:p>
+    <w:p/>
+    <w:p>
+      <w:r>
+        <w:t xml:space="preserve">    if other_sheet_name not in cache:</w:t>
+      </w:r>
+    </w:p>
+    <w:p>
+      <w:r>
+        <w:t xml:space="preserve">        df_other = read_sheet_safe(other_sheet_name)</w:t>
+      </w:r>
+    </w:p>
+    <w:p>
+      <w:r>
+        <w:t xml:space="preserve">        cache[other_sheet_name] = df_other</w:t>
+      </w:r>
+    </w:p>
+    <w:p>
+      <w:r>
+        <w:t xml:space="preserve">    else:</w:t>
+      </w:r>
+    </w:p>
+    <w:p>
+      <w:r>
+        <w:t xml:space="preserve">        df_other = cache[other_sheet_name]</w:t>
+      </w:r>
+    </w:p>
+    <w:p/>
+    <w:p>
+      <w:r>
+        <w:lastRenderedPageBreak/>
+        <w:t xml:space="preserve">    if SHEET_SPECS not in cache:</w:t>
+      </w:r>
+    </w:p>
+    <w:p>
+      <w:r>
+        <w:t xml:space="preserve">        specs_df = read_sheet_safe(SHEET_SPECS)</w:t>
+      </w:r>
+    </w:p>
+    <w:p>
+      <w:r>
+        <w:t xml:space="preserve">        cache[SHEET_SPECS] = specs_df</w:t>
+      </w:r>
+    </w:p>
+    <w:p>
+      <w:r>
+        <w:t xml:space="preserve">    else:</w:t>
+      </w:r>
+    </w:p>
+    <w:p>
+      <w:r>
+        <w:t xml:space="preserve">        specs_df = cache[SHEET_SPECS]</w:t>
+      </w:r>
+    </w:p>
+    <w:p>
+      <w:r>
+        <w:t xml:space="preserve">    # ---------------------------------------------------------------</w:t>
+      </w:r>
+    </w:p>
+    <w:p/>
+    <w:p>
+      <w:r>
+        <w:t xml:space="preserve">    if df.empty:</w:t>
+      </w:r>
+    </w:p>
+    <w:p>
+      <w:r>
+        <w:t xml:space="preserve">        return False, "No data found in sheet."</w:t>
+      </w:r>
+    </w:p>
+    <w:p/>
+    <w:p>
+      <w:r>
+        <w:t xml:space="preserve">    # --- Parse indexes from string ---</w:t>
+      </w:r>
+    </w:p>
+    <w:p>
+      <w:r>
+        <w:t xml:space="preserve">    raw_input = str(indexes_str).strip()</w:t>
+      </w:r>
+    </w:p>
+    <w:p>
+      <w:r>
+        <w:t xml:space="preserve">    if not raw_input:</w:t>
+      </w:r>
+    </w:p>
+    <w:p>
+      <w:r>
+        <w:t xml:space="preserve">        return False, "No indexes entered."</w:t>
+      </w:r>
+    </w:p>
+    <w:p/>
+    <w:p>
+      <w:r>
+        <w:t xml:space="preserve">    indexes = set()</w:t>
+      </w:r>
+    </w:p>
+    <w:p>
+      <w:r>
+        <w:t xml:space="preserve">    for part_str in raw_input.split(","):</w:t>
+      </w:r>
+    </w:p>
+    <w:p>
+      <w:r>
+        <w:t xml:space="preserve">        part_str = part_str.strip()</w:t>
+      </w:r>
+    </w:p>
+    <w:p>
+      <w:r>
+        <w:t xml:space="preserve">        if not part_str:</w:t>
+      </w:r>
+    </w:p>
+    <w:p>
+      <w:r>
+        <w:t xml:space="preserve">            continue</w:t>
+      </w:r>
+    </w:p>
+    <w:p>
+      <w:r>
+        <w:t xml:space="preserve">        if "-" in part_str:</w:t>
+      </w:r>
+    </w:p>
+    <w:p>
+      <w:r>
+        <w:t xml:space="preserve">            try:</w:t>
+      </w:r>
+    </w:p>
+    <w:p>
+      <w:r>
+        <w:t xml:space="preserve">                start, end = map(int, part_str.split("-"))</w:t>
+      </w:r>
+    </w:p>
+    <w:p>
+      <w:r>
+        <w:t xml:space="preserve">                if start &gt; end:</w:t>
+      </w:r>
+    </w:p>
+    <w:p>
+      <w:r>
+        <w:t xml:space="preserve">                    start, end = end, start</w:t>
+      </w:r>
+    </w:p>
+    <w:p>
+      <w:r>
+        <w:t xml:space="preserve">                indexes.update(range(start, end + 1))</w:t>
+      </w:r>
+    </w:p>
+    <w:p>
+      <w:r>
+        <w:lastRenderedPageBreak/>
+        <w:t xml:space="preserve">            except ValueError:</w:t>
+      </w:r>
+    </w:p>
+    <w:p>
+      <w:r>
+        <w:t xml:space="preserve">                continue</w:t>
+      </w:r>
+    </w:p>
+    <w:p>
+      <w:r>
+        <w:t xml:space="preserve">        else:</w:t>
+      </w:r>
+    </w:p>
+    <w:p>
+      <w:r>
+        <w:t xml:space="preserve">            try:</w:t>
+      </w:r>
+    </w:p>
+    <w:p>
+      <w:r>
+        <w:t xml:space="preserve">                indexes.add(int(part_str))</w:t>
+      </w:r>
+    </w:p>
+    <w:p>
+      <w:r>
+        <w:t xml:space="preserve">            except ValueError:</w:t>
+      </w:r>
+    </w:p>
+    <w:p>
+      <w:r>
+        <w:t xml:space="preserve">                continue</w:t>
+      </w:r>
+    </w:p>
+    <w:p/>
+    <w:p>
+      <w:r>
+        <w:t xml:space="preserve">    if not indexes:</w:t>
+      </w:r>
+    </w:p>
+    <w:p>
+      <w:r>
+        <w:t xml:space="preserve">        return False, "No valid indexes entered."</w:t>
+      </w:r>
+    </w:p>
+    <w:p/>
+    <w:p>
+      <w:r>
+        <w:t xml:space="preserve">    indexes = sorted(list(indexes))</w:t>
+      </w:r>
+    </w:p>
+    <w:p>
+      <w:r>
+        <w:t xml:space="preserve">    n = len(df)</w:t>
+      </w:r>
+    </w:p>
+    <w:p/>
+    <w:p>
+      <w:r>
+        <w:t xml:space="preserve">    # --- Validate index bounds ---</w:t>
+      </w:r>
+    </w:p>
+    <w:p>
+      <w:r>
+        <w:t xml:space="preserve">    valid_indexes = [i for i in indexes if 0 &lt;= i &lt; n]</w:t>
+      </w:r>
+    </w:p>
+    <w:p>
+      <w:r>
+        <w:t xml:space="preserve">    if not valid_indexes:</w:t>
+      </w:r>
+    </w:p>
+    <w:p>
+      <w:r>
+        <w:t xml:space="preserve">        return False, f"No valid rows found. Valid range: 0–{n-1}"</w:t>
+      </w:r>
+    </w:p>
+    <w:p/>
+    <w:p>
+      <w:r>
+        <w:t xml:space="preserve">    # --- Drop rows correctly ---</w:t>
+      </w:r>
+    </w:p>
+    <w:p>
+      <w:r>
+        <w:t xml:space="preserve">    try:</w:t>
+      </w:r>
+    </w:p>
+    <w:p>
+      <w:r>
+        <w:t xml:space="preserve">        df_after = df.drop(index=valid_indexes, errors="ignore").reset_index(drop=True)</w:t>
+      </w:r>
+    </w:p>
+    <w:p>
+      <w:r>
+        <w:t xml:space="preserve">    except Exception as e:</w:t>
+      </w:r>
+    </w:p>
+    <w:p>
+      <w:r>
+        <w:t xml:space="preserve">        return False, f"Error deleting rows: {e}"</w:t>
+      </w:r>
+    </w:p>
+    <w:p/>
+    <w:p>
+      <w:r>
+        <w:t xml:space="preserve">    # ---------------------- UPDATE CACHE BEFORE WRITING ----------------------</w:t>
+      </w:r>
+    </w:p>
+    <w:p>
+      <w:r>
+        <w:lastRenderedPageBreak/>
+        <w:t xml:space="preserve">    cache[sheet_name] = df_after</w:t>
+      </w:r>
+    </w:p>
+    <w:p/>
+    <w:p>
+      <w:r>
+        <w:t xml:space="preserve">    sheets = {</w:t>
+      </w:r>
+    </w:p>
+    <w:p>
+      <w:r>
+        <w:t xml:space="preserve">        SHEET_MB: cache[SHEET_MB],</w:t>
+      </w:r>
+    </w:p>
+    <w:p>
+      <w:r>
+        <w:t xml:space="preserve">        SHEET_GW: cache[SHEET_GW],</w:t>
+      </w:r>
+    </w:p>
+    <w:p>
+      <w:r>
+        <w:t xml:space="preserve">        SHEET_SPECS: cache[SHEET_SPECS]</w:t>
+      </w:r>
+    </w:p>
+    <w:p>
+      <w:r>
+        <w:t xml:space="preserve">    }</w:t>
+      </w:r>
+    </w:p>
+    <w:p>
+      <w:r>
+        <w:t xml:space="preserve">    # ------------------------------------------------------------------------</w:t>
+      </w:r>
+    </w:p>
+    <w:p/>
+    <w:p>
+      <w:r>
+        <w:t xml:space="preserve">    # --- Save back to Excel ---</w:t>
+      </w:r>
+    </w:p>
+    <w:p>
+      <w:r>
+        <w:t xml:space="preserve">    try:</w:t>
+      </w:r>
+    </w:p>
+    <w:p>
+      <w:r>
+        <w:t xml:space="preserve">        saved, alt = atomic_write_all(EXCEL, sheets)</w:t>
+      </w:r>
+    </w:p>
+    <w:p>
+      <w:r>
+        <w:t xml:space="preserve">        if saved:</w:t>
+      </w:r>
+    </w:p>
+    <w:p>
+      <w:r>
+        <w:t xml:space="preserve">            try:</w:t>
+      </w:r>
+    </w:p>
+    <w:p>
+      <w:r>
+        <w:t xml:space="preserve">                apply_excel_coloring_and_separator([SHEET_MB, SHEET_GW])</w:t>
+      </w:r>
+    </w:p>
+    <w:p>
+      <w:r>
+        <w:t xml:space="preserve">            except Exception:</w:t>
+      </w:r>
+    </w:p>
+    <w:p>
+      <w:r>
+        <w:t xml:space="preserve">                pass</w:t>
+      </w:r>
+    </w:p>
+    <w:p/>
+    <w:p>
+      <w:r>
+        <w:t xml:space="preserve">            st.session_state["last_delete_success"] = True</w:t>
+      </w:r>
+    </w:p>
+    <w:p>
+      <w:r>
+        <w:t xml:space="preserve">            st.session_state["last_delete_msg"] = f"</w:t>
       </w:r>
       <w:r>
         <w:rPr>
@@ -2440,13 +2679,12 @@
         <w:t>✅</w:t>
       </w:r>
       <w:r>
-        <w:t xml:space="preserve"> Deleted rows: {valid_indexes}")</w:t>
-      </w:r>
-    </w:p>
-    <w:p/>
-    <w:p>
-      <w:r>
-        <w:t xml:space="preserve">            # --- </w:t>
+        <w:t xml:space="preserve"> Deleted rows: {valid_indexes}"</w:t>
+      </w:r>
+    </w:p>
+    <w:p>
+      <w:r>
+        <w:t xml:space="preserve">            st.success(f"</w:t>
       </w:r>
       <w:r>
         <w:rPr>
@@ -2455,37 +2693,13 @@
         <w:t>✅</w:t>
       </w:r>
       <w:r>
-        <w:t xml:space="preserve"> Modern Streamlit refresh ---</w:t>
-      </w:r>
-    </w:p>
-    <w:p>
-      <w:r>
-        <w:t xml:space="preserve">            import time</w:t>
-      </w:r>
-    </w:p>
-    <w:p>
-      <w:r>
-        <w:t xml:space="preserve">            time.sleep(0.5)</w:t>
-      </w:r>
-    </w:p>
-    <w:p>
-      <w:r>
-        <w:t xml:space="preserve">            try:</w:t>
-      </w:r>
-    </w:p>
-    <w:p>
-      <w:r>
-        <w:t xml:space="preserve">                st.rerun()</w:t>
-      </w:r>
-    </w:p>
-    <w:p>
-      <w:r>
-        <w:t xml:space="preserve">            except Exception:</w:t>
-      </w:r>
-    </w:p>
-    <w:p>
-      <w:r>
-        <w:t xml:space="preserve">                st.warning("</w:t>
+        <w:t xml:space="preserve"> Deleted rows: {valid_indexes}")</w:t>
+      </w:r>
+    </w:p>
+    <w:p/>
+    <w:p>
+      <w:r>
+        <w:t xml:space="preserve">            # --- </w:t>
       </w:r>
       <w:r>
         <w:rPr>
@@ -2494,14 +2708,38 @@
         <w:t>✅</w:t>
       </w:r>
       <w:r>
-        <w:t xml:space="preserve"> Deleted successfully. Please refresh manually if table not updated.")</w:t>
-      </w:r>
-    </w:p>
-    <w:p/>
+        <w:t xml:space="preserve"> Modern Streamlit refresh ---</w:t>
+      </w:r>
+    </w:p>
+    <w:p>
+      <w:r>
+        <w:t xml:space="preserve">            import time</w:t>
+      </w:r>
+    </w:p>
+    <w:p>
+      <w:r>
+        <w:t xml:space="preserve">            time.sleep(0.5)</w:t>
+      </w:r>
+    </w:p>
+    <w:p>
+      <w:r>
+        <w:t xml:space="preserve">            try:</w:t>
+      </w:r>
+    </w:p>
     <w:p>
       <w:r>
         <w:lastRenderedPageBreak/>
-        <w:t xml:space="preserve">            return True, f"</w:t>
+        <w:t xml:space="preserve">                st.rerun()</w:t>
+      </w:r>
+    </w:p>
+    <w:p>
+      <w:r>
+        <w:t xml:space="preserve">            except Exception:</w:t>
+      </w:r>
+    </w:p>
+    <w:p>
+      <w:r>
+        <w:t xml:space="preserve">                st.warning("</w:t>
       </w:r>
       <w:r>
         <w:rPr>
@@ -2510,6 +2748,21 @@
         <w:t>✅</w:t>
       </w:r>
       <w:r>
+        <w:t xml:space="preserve"> Deleted successfully. Please refresh manually if table not updated.")</w:t>
+      </w:r>
+    </w:p>
+    <w:p/>
+    <w:p>
+      <w:r>
+        <w:t xml:space="preserve">            return True, f"</w:t>
+      </w:r>
+      <w:r>
+        <w:rPr>
+          <w:rFonts w:ascii="Segoe UI Emoji" w:hAnsi="Segoe UI Emoji" w:cs="Segoe UI Emoji"/>
+        </w:rPr>
+        <w:t>✅</w:t>
+      </w:r>
+      <w:r>
         <w:t xml:space="preserve"> Deleted rows: {valid_indexes}"</w:t>
       </w:r>
     </w:p>
@@ -2595,6 +2848,7 @@
     </w:p>
     <w:p>
       <w:r>
+        <w:lastRenderedPageBreak/>
         <w:t xml:space="preserve">            return True, "Opened via webbrowser"</w:t>
       </w:r>
     </w:p>
@@ -2616,7 +2870,6 @@
     </w:p>
     <w:p>
       <w:r>
-        <w:lastRenderedPageBreak/>
         <w:t xml:space="preserve">    if os.path.exists(GW_IMAGE):</w:t>
       </w:r>
     </w:p>
@@ -2736,104 +2989,104 @@
     </w:p>
     <w:p>
       <w:r>
+        <w:t xml:space="preserve">            "Bottom View": os.path.join(IMAGE_DIR, "MBbot.png"),</w:t>
+      </w:r>
+    </w:p>
+    <w:p>
+      <w:r>
+        <w:t xml:space="preserve">            "Trimetric View": os.path.join(IMAGE_DIR, "MBtri.png"),</w:t>
+      </w:r>
+    </w:p>
+    <w:p>
+      <w:r>
+        <w:t xml:space="preserve">        },</w:t>
+      </w:r>
+    </w:p>
+    <w:p>
+      <w:r>
+        <w:t xml:space="preserve">        "Gas/Water Block": {</w:t>
+      </w:r>
+    </w:p>
+    <w:p>
+      <w:r>
+        <w:t xml:space="preserve">            "Front View": os.path.join(IMAGE_DIR, "TestGWB.png"),</w:t>
+      </w:r>
+    </w:p>
+    <w:p>
+      <w:r>
+        <w:t xml:space="preserve">            "Trimetric View": os.path.join(IMAGE_DIR, "TestGWBtri.png"),</w:t>
+      </w:r>
+    </w:p>
+    <w:p>
+      <w:r>
+        <w:t xml:space="preserve">        },</w:t>
+      </w:r>
+    </w:p>
+    <w:p>
+      <w:r>
+        <w:t xml:space="preserve">    }</w:t>
+      </w:r>
+    </w:p>
+    <w:p>
+      <w:r>
+        <w:t xml:space="preserve">    </w:t>
+      </w:r>
+    </w:p>
+    <w:p>
+      <w:r>
+        <w:t xml:space="preserve">    # --- Step 3: Define view options ---</w:t>
+      </w:r>
+    </w:p>
+    <w:p>
+      <w:r>
+        <w:t xml:space="preserve">    view_options = list(image_map[part_type].keys()) + ["All Views (Side by Side)"]</w:t>
+      </w:r>
+    </w:p>
+    <w:p>
+      <w:r>
+        <w:t xml:space="preserve">    selected_view = st.selectbox("Select View:", view_options)</w:t>
+      </w:r>
+    </w:p>
+    <w:p/>
+    <w:p>
+      <w:r>
+        <w:t xml:space="preserve">    st.markdown("&lt;hr&gt;", unsafe_allow_html=True)</w:t>
+      </w:r>
+    </w:p>
+    <w:p/>
+    <w:p>
+      <w:r>
+        <w:t xml:space="preserve">    # --- Step 4: Display Logic ---</w:t>
+      </w:r>
+    </w:p>
+    <w:p>
+      <w:r>
+        <w:t xml:space="preserve">    def load_image_or_placeholder(path, placeholder=PLACEHOLDER):</w:t>
+      </w:r>
+    </w:p>
+    <w:p>
+      <w:r>
+        <w:t xml:space="preserve">        if os.path.exists(path):</w:t>
+      </w:r>
+    </w:p>
+    <w:p>
+      <w:r>
+        <w:t xml:space="preserve">            return Image.open(path)</w:t>
+      </w:r>
+    </w:p>
+    <w:p>
+      <w:r>
+        <w:t xml:space="preserve">        elif os.path.exists(placeholder):</w:t>
+      </w:r>
+    </w:p>
+    <w:p>
+      <w:r>
+        <w:t xml:space="preserve">            return Image.open(placeholder)</w:t>
+      </w:r>
+    </w:p>
+    <w:p>
+      <w:r>
         <w:lastRenderedPageBreak/>
-        <w:t xml:space="preserve">            "Bottom View": os.path.join(IMAGE_DIR, "MBbot.png"),</w:t>
-      </w:r>
-    </w:p>
-    <w:p>
-      <w:r>
-        <w:t xml:space="preserve">            "Trimetric View": os.path.join(IMAGE_DIR, "MBtri.png"),</w:t>
-      </w:r>
-    </w:p>
-    <w:p>
-      <w:r>
-        <w:t xml:space="preserve">        },</w:t>
-      </w:r>
-    </w:p>
-    <w:p>
-      <w:r>
-        <w:t xml:space="preserve">        "Gas/Water Block": {</w:t>
-      </w:r>
-    </w:p>
-    <w:p>
-      <w:r>
-        <w:t xml:space="preserve">            "Front View": os.path.join(IMAGE_DIR, "TestGWB.png"),</w:t>
-      </w:r>
-    </w:p>
-    <w:p>
-      <w:r>
-        <w:t xml:space="preserve">            "Trimetric View": os.path.join(IMAGE_DIR, "TestGWBtri.png"),</w:t>
-      </w:r>
-    </w:p>
-    <w:p>
-      <w:r>
-        <w:t xml:space="preserve">        },</w:t>
-      </w:r>
-    </w:p>
-    <w:p>
-      <w:r>
-        <w:t xml:space="preserve">    }</w:t>
-      </w:r>
-    </w:p>
-    <w:p>
-      <w:r>
-        <w:t xml:space="preserve">    </w:t>
-      </w:r>
-    </w:p>
-    <w:p>
-      <w:r>
-        <w:t xml:space="preserve">    # --- Step 3: Define view options ---</w:t>
-      </w:r>
-    </w:p>
-    <w:p>
-      <w:r>
-        <w:t xml:space="preserve">    view_options = list(image_map[part_type].keys()) + ["All Views (Side by Side)"]</w:t>
-      </w:r>
-    </w:p>
-    <w:p>
-      <w:r>
-        <w:t xml:space="preserve">    selected_view = st.selectbox("Select View:", view_options)</w:t>
-      </w:r>
-    </w:p>
-    <w:p/>
-    <w:p>
-      <w:r>
-        <w:t xml:space="preserve">    st.markdown("&lt;hr&gt;", unsafe_allow_html=True)</w:t>
-      </w:r>
-    </w:p>
-    <w:p/>
-    <w:p>
-      <w:r>
-        <w:t xml:space="preserve">    # --- Step 4: Display Logic ---</w:t>
-      </w:r>
-    </w:p>
-    <w:p>
-      <w:r>
-        <w:t xml:space="preserve">    def load_image_or_placeholder(path, placeholder=PLACEHOLDER):</w:t>
-      </w:r>
-    </w:p>
-    <w:p>
-      <w:r>
-        <w:t xml:space="preserve">        if os.path.exists(path):</w:t>
-      </w:r>
-    </w:p>
-    <w:p>
-      <w:r>
-        <w:t xml:space="preserve">            return Image.open(path)</w:t>
-      </w:r>
-    </w:p>
-    <w:p>
-      <w:r>
-        <w:t xml:space="preserve">        elif os.path.exists(placeholder):</w:t>
-      </w:r>
-    </w:p>
-    <w:p>
-      <w:r>
-        <w:t xml:space="preserve">            return Image.open(placeholder)</w:t>
-      </w:r>
-    </w:p>
-    <w:p>
-      <w:r>
         <w:t xml:space="preserve">        else:</w:t>
       </w:r>
     </w:p>
@@ -2850,352 +3103,351 @@
     </w:p>
     <w:p>
       <w:r>
+        <w:t xml:space="preserve">        st.markdown(f"&lt;h4 style='text-align:center;'&gt;{part_type} — All Views&lt;/h4&gt;", unsafe_allow_html=True)</w:t>
+      </w:r>
+    </w:p>
+    <w:p>
+      <w:r>
+        <w:t xml:space="preserve">        views = list(image_map[part_type].keys())</w:t>
+      </w:r>
+    </w:p>
+    <w:p>
+      <w:r>
+        <w:t xml:space="preserve">        num_cols = min(3, len(views))</w:t>
+      </w:r>
+    </w:p>
+    <w:p>
+      <w:r>
+        <w:t xml:space="preserve">        cols = st.columns(num_cols, gap="medium")</w:t>
+      </w:r>
+    </w:p>
+    <w:p/>
+    <w:p>
+      <w:r>
+        <w:t xml:space="preserve">        # Determine resize sizes</w:t>
+      </w:r>
+    </w:p>
+    <w:p>
+      <w:r>
+        <w:t xml:space="preserve">        img_sizes = {}</w:t>
+      </w:r>
+    </w:p>
+    <w:p>
+      <w:r>
+        <w:t xml:space="preserve">        if part_type == "Mixing Block":</w:t>
+      </w:r>
+    </w:p>
+    <w:p>
+      <w:r>
+        <w:t xml:space="preserve">            max_width = 350</w:t>
+      </w:r>
+    </w:p>
+    <w:p>
+      <w:r>
+        <w:t xml:space="preserve">            for view in views:</w:t>
+      </w:r>
+    </w:p>
+    <w:p>
+      <w:r>
+        <w:t xml:space="preserve">                img = load_image_or_placeholder(image_map[part_type][view])</w:t>
+      </w:r>
+    </w:p>
+    <w:p>
+      <w:r>
+        <w:t xml:space="preserve">                if img:</w:t>
+      </w:r>
+    </w:p>
+    <w:p>
+      <w:r>
+        <w:t xml:space="preserve">                    ratio = max_width / img.width</w:t>
+      </w:r>
+    </w:p>
+    <w:p>
+      <w:r>
+        <w:t xml:space="preserve">                    img_sizes[view] = (max_width, int(img.height * ratio))</w:t>
+      </w:r>
+    </w:p>
+    <w:p>
+      <w:r>
+        <w:t xml:space="preserve">        else:</w:t>
+      </w:r>
+    </w:p>
+    <w:p>
+      <w:r>
+        <w:t xml:space="preserve">            target_height = 500</w:t>
+      </w:r>
+    </w:p>
+    <w:p>
+      <w:r>
+        <w:t xml:space="preserve">            for view in views:</w:t>
+      </w:r>
+    </w:p>
+    <w:p>
+      <w:r>
+        <w:t xml:space="preserve">                img = load_image_or_placeholder(image_map[part_type][view])</w:t>
+      </w:r>
+    </w:p>
+    <w:p>
+      <w:r>
+        <w:t xml:space="preserve">                if img:</w:t>
+      </w:r>
+    </w:p>
+    <w:p>
+      <w:r>
+        <w:t xml:space="preserve">                    ratio = target_height / img.height</w:t>
+      </w:r>
+    </w:p>
+    <w:p>
+      <w:r>
+        <w:t xml:space="preserve">                    img_sizes[view] = (int(img.width * ratio), target_height)</w:t>
+      </w:r>
+    </w:p>
+    <w:p/>
+    <w:p>
+      <w:r>
+        <w:t xml:space="preserve">        # Display images</w:t>
+      </w:r>
+    </w:p>
+    <w:p>
+      <w:r>
+        <w:t xml:space="preserve">        for i, view in enumerate(views):</w:t>
+      </w:r>
+    </w:p>
+    <w:p>
+      <w:r>
+        <w:t xml:space="preserve">            img_path = image_map[part_type][view]</w:t>
+      </w:r>
+    </w:p>
+    <w:p>
+      <w:r>
+        <w:t xml:space="preserve">            img = load_image_or_placeholder(img_path)</w:t>
+      </w:r>
+    </w:p>
+    <w:p>
+      <w:r>
+        <w:t xml:space="preserve">            if img:</w:t>
+      </w:r>
+    </w:p>
+    <w:p>
+      <w:r>
+        <w:t xml:space="preserve">                w, h = img_sizes.get(view, (300, 300))</w:t>
+      </w:r>
+    </w:p>
+    <w:p>
+      <w:r>
+        <w:t xml:space="preserve">                img = img.resize((w, h))</w:t>
+      </w:r>
+    </w:p>
+    <w:p>
+      <w:r>
+        <w:t xml:space="preserve">                img_bytes = open(img_path, "rb").read() if os.path.exists(img_path) else open(PLACEHOLDER, "rb").read()</w:t>
+      </w:r>
+    </w:p>
+    <w:p>
+      <w:r>
+        <w:t xml:space="preserve">                img_base64 = base64.b64encode(img_bytes).decode()</w:t>
+      </w:r>
+    </w:p>
+    <w:p>
+      <w:r>
+        <w:t xml:space="preserve">                cols[i % num_cols].markdown(</w:t>
+      </w:r>
+    </w:p>
+    <w:p>
+      <w:r>
+        <w:t xml:space="preserve">                    f"""</w:t>
+      </w:r>
+    </w:p>
+    <w:p>
+      <w:r>
+        <w:t xml:space="preserve">                    &lt;div style="text-align:center;"&gt;</w:t>
+      </w:r>
+    </w:p>
+    <w:p>
+      <w:r>
+        <w:t xml:space="preserve">                        &lt;img src="data:image/png;base64,{img_base64}" </w:t>
+      </w:r>
+    </w:p>
+    <w:p>
+      <w:r>
+        <w:t xml:space="preserve">                             alt="{view}" </w:t>
+      </w:r>
+    </w:p>
+    <w:p>
+      <w:r>
+        <w:t xml:space="preserve">                             style="width:{w}px; height:{h}px; border-radius:10px; </w:t>
+      </w:r>
+    </w:p>
+    <w:p>
+      <w:r>
+        <w:t xml:space="preserve">                             box-shadow:0px 4px 10px rgba(0,0,0,0.3);" /&gt;</w:t>
+      </w:r>
+    </w:p>
+    <w:p>
+      <w:r>
+        <w:t xml:space="preserve">                        &lt;p style="font-style:italic; color:gray;"&gt;{view}&lt;/p&gt;</w:t>
+      </w:r>
+    </w:p>
+    <w:p>
+      <w:r>
+        <w:t xml:space="preserve">                    &lt;/div&gt;</w:t>
+      </w:r>
+    </w:p>
+    <w:p>
+      <w:r>
+        <w:t xml:space="preserve">                    """,</w:t>
+      </w:r>
+    </w:p>
+    <w:p>
+      <w:r>
+        <w:t xml:space="preserve">                    unsafe_allow_html=True</w:t>
+      </w:r>
+    </w:p>
+    <w:p>
+      <w:r>
+        <w:t xml:space="preserve">                )</w:t>
+      </w:r>
+    </w:p>
+    <w:p/>
+    <w:p>
+      <w:r>
+        <w:t xml:space="preserve">    else:</w:t>
+      </w:r>
+    </w:p>
+    <w:p>
+      <w:r>
+        <w:t xml:space="preserve">        # Single Image View</w:t>
+      </w:r>
+    </w:p>
+    <w:p>
+      <w:r>
         <w:lastRenderedPageBreak/>
-        <w:t xml:space="preserve">        st.markdown(f"&lt;h4 style='text-align:center;'&gt;{part_type} — All Views&lt;/h4&gt;", unsafe_allow_html=True)</w:t>
-      </w:r>
-    </w:p>
-    <w:p>
-      <w:r>
-        <w:t xml:space="preserve">        views = list(image_map[part_type].keys())</w:t>
-      </w:r>
-    </w:p>
-    <w:p>
-      <w:r>
-        <w:t xml:space="preserve">        num_cols = min(3, len(views))</w:t>
-      </w:r>
-    </w:p>
-    <w:p>
-      <w:r>
-        <w:t xml:space="preserve">        cols = st.columns(num_cols, gap="medium")</w:t>
-      </w:r>
-    </w:p>
-    <w:p/>
-    <w:p>
-      <w:r>
-        <w:t xml:space="preserve">        # Determine resize sizes</w:t>
-      </w:r>
-    </w:p>
-    <w:p>
-      <w:r>
-        <w:t xml:space="preserve">        img_sizes = {}</w:t>
-      </w:r>
-    </w:p>
-    <w:p>
-      <w:r>
-        <w:t xml:space="preserve">        if part_type == "Mixing Block":</w:t>
-      </w:r>
-    </w:p>
-    <w:p>
-      <w:r>
-        <w:t xml:space="preserve">            max_width = 350</w:t>
-      </w:r>
-    </w:p>
-    <w:p>
-      <w:r>
-        <w:t xml:space="preserve">            for view in views:</w:t>
-      </w:r>
-    </w:p>
-    <w:p>
-      <w:r>
-        <w:t xml:space="preserve">                img = load_image_or_placeholder(image_map[part_type][view])</w:t>
-      </w:r>
-    </w:p>
-    <w:p>
-      <w:r>
-        <w:t xml:space="preserve">                if img:</w:t>
-      </w:r>
-    </w:p>
-    <w:p>
-      <w:r>
-        <w:t xml:space="preserve">                    ratio = max_width / img.width</w:t>
-      </w:r>
-    </w:p>
-    <w:p>
-      <w:r>
-        <w:t xml:space="preserve">                    img_sizes[view] = (max_width, int(img.height * ratio))</w:t>
-      </w:r>
-    </w:p>
-    <w:p>
-      <w:r>
-        <w:t xml:space="preserve">        else:</w:t>
-      </w:r>
-    </w:p>
-    <w:p>
-      <w:r>
-        <w:t xml:space="preserve">            target_height = 500</w:t>
-      </w:r>
-    </w:p>
-    <w:p>
-      <w:r>
-        <w:t xml:space="preserve">            for view in views:</w:t>
-      </w:r>
-    </w:p>
-    <w:p>
-      <w:r>
-        <w:t xml:space="preserve">                img = load_image_or_placeholder(image_map[part_type][view])</w:t>
-      </w:r>
-    </w:p>
-    <w:p>
-      <w:r>
-        <w:t xml:space="preserve">                if img:</w:t>
-      </w:r>
-    </w:p>
-    <w:p>
-      <w:r>
-        <w:t xml:space="preserve">                    ratio = target_height / img.height</w:t>
-      </w:r>
-    </w:p>
-    <w:p>
-      <w:r>
-        <w:t xml:space="preserve">                    img_sizes[view] = (int(img.width * ratio), target_height)</w:t>
-      </w:r>
-    </w:p>
-    <w:p/>
-    <w:p>
-      <w:r>
-        <w:t xml:space="preserve">        # Display images</w:t>
-      </w:r>
-    </w:p>
-    <w:p>
-      <w:r>
-        <w:t xml:space="preserve">        for i, view in enumerate(views):</w:t>
-      </w:r>
-    </w:p>
-    <w:p>
-      <w:r>
-        <w:t xml:space="preserve">            img_path = image_map[part_type][view]</w:t>
+        <w:t xml:space="preserve">        img_path = image_map[part_type][selected_view]</w:t>
+      </w:r>
+    </w:p>
+    <w:p>
+      <w:r>
+        <w:t xml:space="preserve">        img = load_image_or_placeholder(img_path)</w:t>
+      </w:r>
+    </w:p>
+    <w:p>
+      <w:r>
+        <w:t xml:space="preserve">        if img:</w:t>
+      </w:r>
+    </w:p>
+    <w:p>
+      <w:r>
+        <w:t xml:space="preserve">            if part_type == "Mixing Block":</w:t>
+      </w:r>
+    </w:p>
+    <w:p>
+      <w:r>
+        <w:t xml:space="preserve">                max_width = 600</w:t>
+      </w:r>
+    </w:p>
+    <w:p>
+      <w:r>
+        <w:t xml:space="preserve">                ratio = max_width / img.width</w:t>
+      </w:r>
+    </w:p>
+    <w:p>
+      <w:r>
+        <w:t xml:space="preserve">                new_height = int(img.height * ratio)</w:t>
+      </w:r>
+    </w:p>
+    <w:p>
+      <w:r>
+        <w:t xml:space="preserve">            else:</w:t>
+      </w:r>
+    </w:p>
+    <w:p>
+      <w:r>
+        <w:t xml:space="preserve">                new_height = 500</w:t>
+      </w:r>
+    </w:p>
+    <w:p>
+      <w:r>
+        <w:t xml:space="preserve">                ratio = new_height / img.height</w:t>
+      </w:r>
+    </w:p>
+    <w:p>
+      <w:r>
+        <w:t xml:space="preserve">                max_width = int(img.width * ratio)</w:t>
+      </w:r>
+    </w:p>
+    <w:p>
+      <w:r>
+        <w:t xml:space="preserve">            img = img.resize((max_width, new_height))</w:t>
+      </w:r>
+    </w:p>
+    <w:p>
+      <w:r>
+        <w:t xml:space="preserve">            img_bytes = open(img_path, "rb").read() if os.path.exists(img_path) else open(PLACEHOLDER, "rb").read()</w:t>
+      </w:r>
+    </w:p>
+    <w:p>
+      <w:r>
+        <w:t xml:space="preserve">            img_base64 = base64.b64encode(img_bytes).decode()</w:t>
+      </w:r>
+    </w:p>
+    <w:p>
+      <w:r>
+        <w:t xml:space="preserve">            st.markdown(</w:t>
+      </w:r>
+    </w:p>
+    <w:p>
+      <w:r>
+        <w:t xml:space="preserve">                f"""</w:t>
+      </w:r>
+    </w:p>
+    <w:p>
+      <w:r>
+        <w:t xml:space="preserve">                &lt;div style="text-align:center;"&gt;</w:t>
+      </w:r>
+    </w:p>
+    <w:p>
+      <w:r>
+        <w:t xml:space="preserve">                    &lt;img src="data:image/png;base64,{img_base64}" </w:t>
+      </w:r>
+    </w:p>
+    <w:p>
+      <w:r>
+        <w:t xml:space="preserve">                         style="width:{max_width}px; height:{new_height}px; border-radius:10px; </w:t>
+      </w:r>
+    </w:p>
+    <w:p>
+      <w:r>
+        <w:t xml:space="preserve">                         box-shadow:0px 4px 10px rgba(0,0,0,0.3);" /&gt;</w:t>
+      </w:r>
+    </w:p>
+    <w:p>
+      <w:r>
+        <w:t xml:space="preserve">                    &lt;p style="font-style:italic; color:gray;"&gt;{part_type} — {selected_view}&lt;/p&gt;</w:t>
+      </w:r>
+    </w:p>
+    <w:p>
+      <w:r>
+        <w:t xml:space="preserve">                &lt;/div&gt;</w:t>
+      </w:r>
+    </w:p>
+    <w:p>
+      <w:r>
+        <w:t xml:space="preserve">                """,</w:t>
+      </w:r>
+    </w:p>
+    <w:p>
+      <w:r>
+        <w:t xml:space="preserve">                unsafe_allow_html=True</w:t>
+      </w:r>
+    </w:p>
+    <w:p>
+      <w:r>
+        <w:t xml:space="preserve">            )</w:t>
       </w:r>
     </w:p>
     <w:p>
       <w:r>
         <w:lastRenderedPageBreak/>
-        <w:t xml:space="preserve">            img = load_image_or_placeholder(img_path)</w:t>
-      </w:r>
-    </w:p>
-    <w:p>
-      <w:r>
-        <w:t xml:space="preserve">            if img:</w:t>
-      </w:r>
-    </w:p>
-    <w:p>
-      <w:r>
-        <w:t xml:space="preserve">                w, h = img_sizes.get(view, (300, 300))</w:t>
-      </w:r>
-    </w:p>
-    <w:p>
-      <w:r>
-        <w:t xml:space="preserve">                img = img.resize((w, h))</w:t>
-      </w:r>
-    </w:p>
-    <w:p>
-      <w:r>
-        <w:t xml:space="preserve">                img_bytes = open(img_path, "rb").read() if os.path.exists(img_path) else open(PLACEHOLDER, "rb").read()</w:t>
-      </w:r>
-    </w:p>
-    <w:p>
-      <w:r>
-        <w:t xml:space="preserve">                img_base64 = base64.b64encode(img_bytes).decode()</w:t>
-      </w:r>
-    </w:p>
-    <w:p>
-      <w:r>
-        <w:t xml:space="preserve">                cols[i % num_cols].markdown(</w:t>
-      </w:r>
-    </w:p>
-    <w:p>
-      <w:r>
-        <w:t xml:space="preserve">                    f"""</w:t>
-      </w:r>
-    </w:p>
-    <w:p>
-      <w:r>
-        <w:t xml:space="preserve">                    &lt;div style="text-align:center;"&gt;</w:t>
-      </w:r>
-    </w:p>
-    <w:p>
-      <w:r>
-        <w:t xml:space="preserve">                        &lt;img src="data:image/png;base64,{img_base64}" </w:t>
-      </w:r>
-    </w:p>
-    <w:p>
-      <w:r>
-        <w:t xml:space="preserve">                             alt="{view}" </w:t>
-      </w:r>
-    </w:p>
-    <w:p>
-      <w:r>
-        <w:t xml:space="preserve">                             style="width:{w}px; height:{h}px; border-radius:10px; </w:t>
-      </w:r>
-    </w:p>
-    <w:p>
-      <w:r>
-        <w:t xml:space="preserve">                             box-shadow:0px 4px 10px rgba(0,0,0,0.3);" /&gt;</w:t>
-      </w:r>
-    </w:p>
-    <w:p>
-      <w:r>
-        <w:t xml:space="preserve">                        &lt;p style="font-style:italic; color:gray;"&gt;{view}&lt;/p&gt;</w:t>
-      </w:r>
-    </w:p>
-    <w:p>
-      <w:r>
-        <w:t xml:space="preserve">                    &lt;/div&gt;</w:t>
-      </w:r>
-    </w:p>
-    <w:p>
-      <w:r>
-        <w:t xml:space="preserve">                    """,</w:t>
-      </w:r>
-    </w:p>
-    <w:p>
-      <w:r>
-        <w:t xml:space="preserve">                    unsafe_allow_html=True</w:t>
-      </w:r>
-    </w:p>
-    <w:p>
-      <w:r>
-        <w:t xml:space="preserve">                )</w:t>
-      </w:r>
-    </w:p>
-    <w:p/>
-    <w:p>
-      <w:r>
-        <w:t xml:space="preserve">    else:</w:t>
-      </w:r>
-    </w:p>
-    <w:p>
-      <w:r>
-        <w:t xml:space="preserve">        # Single Image View</w:t>
-      </w:r>
-    </w:p>
-    <w:p>
-      <w:r>
-        <w:t xml:space="preserve">        img_path = image_map[part_type][selected_view]</w:t>
-      </w:r>
-    </w:p>
-    <w:p>
-      <w:r>
-        <w:t xml:space="preserve">        img = load_image_or_placeholder(img_path)</w:t>
-      </w:r>
-    </w:p>
-    <w:p>
-      <w:r>
-        <w:t xml:space="preserve">        if img:</w:t>
-      </w:r>
-    </w:p>
-    <w:p>
-      <w:r>
-        <w:t xml:space="preserve">            if part_type == "Mixing Block":</w:t>
-      </w:r>
-    </w:p>
-    <w:p>
-      <w:r>
-        <w:lastRenderedPageBreak/>
-        <w:t xml:space="preserve">                max_width = 600</w:t>
-      </w:r>
-    </w:p>
-    <w:p>
-      <w:r>
-        <w:t xml:space="preserve">                ratio = max_width / img.width</w:t>
-      </w:r>
-    </w:p>
-    <w:p>
-      <w:r>
-        <w:t xml:space="preserve">                new_height = int(img.height * ratio)</w:t>
-      </w:r>
-    </w:p>
-    <w:p>
-      <w:r>
-        <w:t xml:space="preserve">            else:</w:t>
-      </w:r>
-    </w:p>
-    <w:p>
-      <w:r>
-        <w:t xml:space="preserve">                new_height = 500</w:t>
-      </w:r>
-    </w:p>
-    <w:p>
-      <w:r>
-        <w:t xml:space="preserve">                ratio = new_height / img.height</w:t>
-      </w:r>
-    </w:p>
-    <w:p>
-      <w:r>
-        <w:t xml:space="preserve">                max_width = int(img.width * ratio)</w:t>
-      </w:r>
-    </w:p>
-    <w:p>
-      <w:r>
-        <w:t xml:space="preserve">            img = img.resize((max_width, new_height))</w:t>
-      </w:r>
-    </w:p>
-    <w:p>
-      <w:r>
-        <w:t xml:space="preserve">            img_bytes = open(img_path, "rb").read() if os.path.exists(img_path) else open(PLACEHOLDER, "rb").read()</w:t>
-      </w:r>
-    </w:p>
-    <w:p>
-      <w:r>
-        <w:t xml:space="preserve">            img_base64 = base64.b64encode(img_bytes).decode()</w:t>
-      </w:r>
-    </w:p>
-    <w:p>
-      <w:r>
-        <w:t xml:space="preserve">            st.markdown(</w:t>
-      </w:r>
-    </w:p>
-    <w:p>
-      <w:r>
-        <w:t xml:space="preserve">                f"""</w:t>
-      </w:r>
-    </w:p>
-    <w:p>
-      <w:r>
-        <w:t xml:space="preserve">                &lt;div style="text-align:center;"&gt;</w:t>
-      </w:r>
-    </w:p>
-    <w:p>
-      <w:r>
-        <w:t xml:space="preserve">                    &lt;img src="data:image/png;base64,{img_base64}" </w:t>
-      </w:r>
-    </w:p>
-    <w:p>
-      <w:r>
-        <w:t xml:space="preserve">                         style="width:{max_width}px; height:{new_height}px; border-radius:10px; </w:t>
-      </w:r>
-    </w:p>
-    <w:p>
-      <w:r>
-        <w:t xml:space="preserve">                         box-shadow:0px 4px 10px rgba(0,0,0,0.3);" /&gt;</w:t>
-      </w:r>
-    </w:p>
-    <w:p>
-      <w:r>
-        <w:t xml:space="preserve">                    &lt;p style="font-style:italic; color:gray;"&gt;{part_type} — {selected_view}&lt;/p&gt;</w:t>
-      </w:r>
-    </w:p>
-    <w:p>
-      <w:r>
-        <w:t xml:space="preserve">                &lt;/div&gt;</w:t>
-      </w:r>
-    </w:p>
-    <w:p>
-      <w:r>
-        <w:t xml:space="preserve">                """,</w:t>
-      </w:r>
-    </w:p>
-    <w:p>
-      <w:r>
-        <w:t xml:space="preserve">                unsafe_allow_html=True</w:t>
-      </w:r>
-    </w:p>
-    <w:p>
-      <w:r>
-        <w:t xml:space="preserve">            )</w:t>
-      </w:r>
-    </w:p>
-    <w:p>
-      <w:r>
         <w:t xml:space="preserve">        else:</w:t>
       </w:r>
     </w:p>
@@ -3331,6 +3583,7 @@
     </w:p>
     <w:p>
       <w:r>
+        <w:lastRenderedPageBreak/>
         <w:t xml:space="preserve">    img_file = image_map[part_type][dl_view]</w:t>
       </w:r>
     </w:p>
@@ -3351,7 +3604,6 @@
     </w:p>
     <w:p>
       <w:r>
-        <w:lastRenderedPageBreak/>
         <w:t xml:space="preserve">                label=f"Download {dl_view}",</w:t>
       </w:r>
     </w:p>
@@ -3459,6 +3711,7 @@
     <w:p/>
     <w:p>
       <w:r>
+        <w:lastRenderedPageBreak/>
         <w:t xml:space="preserve">    fig, ax = plt.subplots()</w:t>
       </w:r>
     </w:p>
@@ -3569,6 +3822,7 @@
     </w:p>
     <w:p>
       <w:r>
+        <w:lastRenderedPageBreak/>
         <w:t xml:space="preserve">    ax.set_ylabel("Measurement (mm)")</w:t>
       </w:r>
     </w:p>
@@ -3697,6 +3951,7 @@
     </w:p>
     <w:p>
       <w:r>
+        <w:lastRenderedPageBreak/>
         <w:t xml:space="preserve">    try:</w:t>
       </w:r>
     </w:p>
@@ -3717,7 +3972,6 @@
     </w:p>
     <w:p>
       <w:r>
-        <w:lastRenderedPageBreak/>
         <w:t xml:space="preserve">        return True</w:t>
       </w:r>
     </w:p>
@@ -3731,6 +3985,174 @@
         <w:t xml:space="preserve">        return False</w:t>
       </w:r>
     </w:p>
+    <w:p/>
+    <w:p>
+      <w:r>
+        <w:t>import streamlit as st</w:t>
+      </w:r>
+    </w:p>
+    <w:p/>
+    <w:p>
+      <w:r>
+        <w:t>def get_sheet_cached(sheet_name):</w:t>
+      </w:r>
+    </w:p>
+    <w:p>
+      <w:r>
+        <w:t xml:space="preserve">    """</w:t>
+      </w:r>
+    </w:p>
+    <w:p>
+      <w:r>
+        <w:t xml:space="preserve">    Read a sheet from Excel but cache in session_state to avoid losing changes</w:t>
+      </w:r>
+    </w:p>
+    <w:p>
+      <w:r>
+        <w:t xml:space="preserve">    """</w:t>
+      </w:r>
+    </w:p>
+    <w:p>
+      <w:r>
+        <w:t xml:space="preserve">    if "excel_cache" not in st.session_state:</w:t>
+      </w:r>
+    </w:p>
+    <w:p>
+      <w:r>
+        <w:t xml:space="preserve">        st.session_state["excel_cache"] = {}</w:t>
+      </w:r>
+    </w:p>
+    <w:p>
+      <w:r>
+        <w:t xml:space="preserve">    </w:t>
+      </w:r>
+    </w:p>
+    <w:p>
+      <w:r>
+        <w:t xml:space="preserve">    cache = st.session_state["excel_cache"]</w:t>
+      </w:r>
+    </w:p>
+    <w:p/>
+    <w:p>
+      <w:r>
+        <w:t xml:space="preserve">    if sheet_name in cache:</w:t>
+      </w:r>
+    </w:p>
+    <w:p>
+      <w:r>
+        <w:t xml:space="preserve">        return cache[sheet_name]</w:t>
+      </w:r>
+    </w:p>
+    <w:p/>
+    <w:p>
+      <w:r>
+        <w:t xml:space="preserve">    # Otherwise read from Excel</w:t>
+      </w:r>
+    </w:p>
+    <w:p>
+      <w:r>
+        <w:t xml:space="preserve">    df = read_sheet_safe(sheet_name)</w:t>
+      </w:r>
+    </w:p>
+    <w:p>
+      <w:r>
+        <w:t xml:space="preserve">    cache[sheet_name] = df</w:t>
+      </w:r>
+    </w:p>
+    <w:p>
+      <w:r>
+        <w:t xml:space="preserve">    return df</w:t>
+      </w:r>
+    </w:p>
+    <w:p/>
+    <w:p>
+      <w:r>
+        <w:t>def update_sheet_cached(sheet_name, df):</w:t>
+      </w:r>
+    </w:p>
+    <w:p>
+      <w:r>
+        <w:t xml:space="preserve">    """</w:t>
+      </w:r>
+    </w:p>
+    <w:p>
+      <w:r>
+        <w:t xml:space="preserve">    Update session_state cache AND write to Excel safely</w:t>
+      </w:r>
+    </w:p>
+    <w:p>
+      <w:r>
+        <w:t xml:space="preserve">    """</w:t>
+      </w:r>
+    </w:p>
+    <w:p>
+      <w:r>
+        <w:t xml:space="preserve">    if "excel_cache" not in st.session_state:</w:t>
+      </w:r>
+    </w:p>
+    <w:p>
+      <w:r>
+        <w:t xml:space="preserve">        st.session_state["excel_cache"] = {}</w:t>
+      </w:r>
+    </w:p>
+    <w:p/>
+    <w:p>
+      <w:r>
+        <w:t xml:space="preserve">    st.session_state["excel_cache"][sheet_name] = df</w:t>
+      </w:r>
+    </w:p>
+    <w:p/>
+    <w:p>
+      <w:r>
+        <w:t xml:space="preserve">    # Save all sheets to Excel</w:t>
+      </w:r>
+    </w:p>
+    <w:p>
+      <w:r>
+        <w:t xml:space="preserve">    sheets_to_save = {</w:t>
+      </w:r>
+    </w:p>
+    <w:p>
+      <w:r>
+        <w:t xml:space="preserve">        SHEET_MB: get_sheet_cached(SHEET_MB),</w:t>
+      </w:r>
+    </w:p>
+    <w:p>
+      <w:r>
+        <w:t xml:space="preserve">        SHEET_GW: get_sheet_cached(SHEET_GW),</w:t>
+      </w:r>
+    </w:p>
+    <w:p>
+      <w:r>
+        <w:t xml:space="preserve">        SHEET_SPECS: get_sheet_cached(SHEET_SPECS)</w:t>
+      </w:r>
+    </w:p>
+    <w:p>
+      <w:r>
+        <w:t xml:space="preserve">    }</w:t>
+      </w:r>
+    </w:p>
+    <w:p>
+      <w:r>
+        <w:t xml:space="preserve">    saved, alt = atomic_write_all(EXCEL, sheets_to_save)</w:t>
+      </w:r>
+    </w:p>
+    <w:p>
+      <w:r>
+        <w:t xml:space="preserve">    if saved:</w:t>
+      </w:r>
+    </w:p>
+    <w:p>
+      <w:r>
+        <w:t xml:space="preserve">        apply_excel_coloring_and_separator([SHEET_MB, SHEET_GW])</w:t>
+      </w:r>
+    </w:p>
+    <w:p>
+      <w:r>
+        <w:t xml:space="preserve">    return saved, alt</w:t>
+      </w:r>
+    </w:p>
+    <w:p/>
     <w:sectPr>
       <w:pgSz w:w="12240" w:h="15840"/>
       <w:pgMar w:top="1440" w:right="1440" w:bottom="1440" w:left="1440" w:header="720" w:footer="720" w:gutter="0"/>
